--- a/Woche_6-7_Arbeitsblatt_v2.docx
+++ b/Woche_6-7_Arbeitsblatt_v2.docx
@@ -829,13 +829,8 @@
               <w:t>Teams, Spieler, Mannschaft</w:t>
             </w:r>
             <w:r>
-              <w:t xml:space="preserve">, </w:t>
+              <w:t>, Gallerie</w:t>
             </w:r>
-            <w:proofErr w:type="spellStart"/>
-            <w:r>
-              <w:t>Gallerie</w:t>
-            </w:r>
-            <w:proofErr w:type="spellEnd"/>
           </w:p>
         </w:tc>
       </w:tr>
@@ -1481,6 +1476,9 @@
     </w:p>
     <w:p>
       <w:r>
+        <w:rPr>
+          <w:noProof/>
+        </w:rPr>
         <w:lastRenderedPageBreak/>
         <w:drawing>
           <wp:inline distT="0" distB="0" distL="0" distR="0" wp14:anchorId="5CA4108F" wp14:editId="74977F7A">
@@ -1732,10 +1730,43 @@
         </w:numPr>
       </w:pPr>
       <w:r>
-        <w:t>____________ 2) ____________ 3) ____________ 4) ____________ 5) ____________ (+ ___)</w:t>
-      </w:r>
-    </w:p>
-    <w:p>
+        <w:t>Startseite</w:t>
+      </w:r>
+      <w:r>
+        <w:t xml:space="preserve"> 2) </w:t>
+      </w:r>
+      <w:r>
+        <w:t>Team</w:t>
+      </w:r>
+      <w:r>
+        <w:t xml:space="preserve"> 3) </w:t>
+      </w:r>
+      <w:r>
+        <w:t>Training &amp; Spiele</w:t>
+      </w:r>
+      <w:r>
+        <w:t xml:space="preserve"> 4) </w:t>
+      </w:r>
+      <w:r>
+        <w:t>Mitmachen</w:t>
+      </w:r>
+      <w:r>
+        <w:t xml:space="preserve"> 5) </w:t>
+      </w:r>
+      <w:r>
+        <w:t>Info</w:t>
+      </w:r>
+      <w:r>
+        <w:t xml:space="preserve"> </w:t>
+      </w:r>
+      <w:r>
+        <w:t>6) Neuigkeiten</w:t>
+      </w:r>
+    </w:p>
+    <w:p>
+      <w:pPr>
+        <w:ind w:left="720"/>
+      </w:pPr>
       <w:r>
         <w:rPr>
           <w:b/>
@@ -1744,46 +1775,59 @@
         <w:t>Footer/Metanavigation (z. B. Kontakt, Impressum, Suche):</w:t>
       </w:r>
     </w:p>
-    <w:p/>
-    <w:tbl>
-      <w:tblPr>
-        <w:tblStyle w:val="TableGrid"/>
-        <w:tblW w:w="0" w:type="auto"/>
-        <w:tblBorders>
-          <w:left w:val="none" w:sz="0" w:space="0" w:color="auto"/>
-          <w:right w:val="none" w:sz="0" w:space="0" w:color="auto"/>
-        </w:tblBorders>
-        <w:tblLook w:val="04A0" w:firstRow="1" w:lastRow="0" w:firstColumn="1" w:lastColumn="0" w:noHBand="0" w:noVBand="1"/>
-      </w:tblPr>
-      <w:tblGrid>
-        <w:gridCol w:w="9061"/>
-      </w:tblGrid>
-      <w:tr>
-        <w:tc>
-          <w:tcPr>
-            <w:tcW w:w="9061" w:type="dxa"/>
-          </w:tcPr>
-          <w:p>
-            <w:pPr>
-              <w:spacing w:line="360" w:lineRule="auto"/>
-            </w:pPr>
-          </w:p>
-        </w:tc>
-      </w:tr>
-      <w:tr>
-        <w:tc>
-          <w:tcPr>
-            <w:tcW w:w="9061" w:type="dxa"/>
-          </w:tcPr>
-          <w:p>
-            <w:pPr>
-              <w:spacing w:line="360" w:lineRule="auto"/>
-            </w:pPr>
-          </w:p>
-        </w:tc>
-      </w:tr>
-    </w:tbl>
-    <w:p/>
+    <w:p>
+      <w:r>
+        <w:tab/>
+      </w:r>
+    </w:p>
+    <w:p>
+      <w:pPr>
+        <w:pStyle w:val="ListParagraph"/>
+        <w:numPr>
+          <w:ilvl w:val="0"/>
+          <w:numId w:val="50"/>
+        </w:numPr>
+      </w:pPr>
+      <w:r>
+        <w:t>Kontakt</w:t>
+      </w:r>
+    </w:p>
+    <w:p>
+      <w:pPr>
+        <w:pStyle w:val="ListParagraph"/>
+        <w:numPr>
+          <w:ilvl w:val="0"/>
+          <w:numId w:val="50"/>
+        </w:numPr>
+      </w:pPr>
+      <w:r>
+        <w:t>Impressum</w:t>
+      </w:r>
+    </w:p>
+    <w:p>
+      <w:pPr>
+        <w:pStyle w:val="ListParagraph"/>
+        <w:numPr>
+          <w:ilvl w:val="0"/>
+          <w:numId w:val="50"/>
+        </w:numPr>
+      </w:pPr>
+      <w:r>
+        <w:t>Datenschutz (Copyright)</w:t>
+      </w:r>
+    </w:p>
+    <w:p>
+      <w:pPr>
+        <w:pStyle w:val="ListParagraph"/>
+        <w:numPr>
+          <w:ilvl w:val="0"/>
+          <w:numId w:val="50"/>
+        </w:numPr>
+      </w:pPr>
+      <w:r>
+        <w:t>Social Media Links</w:t>
+      </w:r>
+    </w:p>
     <w:p>
       <w:pPr>
         <w:pStyle w:val="Heading1"/>
@@ -1916,7 +1960,25 @@
         <w:rPr>
           <w:lang w:val="en-US"/>
         </w:rPr>
-        <w:t xml:space="preserve"> _______________________________</w:t>
+        <w:t xml:space="preserve"> </w:t>
+      </w:r>
+      <w:r>
+        <w:rPr>
+          <w:lang w:val="en-US"/>
+        </w:rPr>
+        <w:t>Probetraining anmelden</w:t>
+      </w:r>
+      <w:r>
+        <w:rPr>
+          <w:lang w:val="en-US"/>
+        </w:rPr>
+        <w:br/>
+      </w:r>
+      <w:r>
+        <w:rPr>
+          <w:lang w:val="en-US"/>
+        </w:rPr>
+        <w:t>[HEADER: Logo | Menü]</w:t>
       </w:r>
     </w:p>
     <w:p>
@@ -1924,39 +1986,79 @@
         <w:pStyle w:val="SourceCode"/>
       </w:pPr>
       <w:r>
-        <w:t>[HEADER: Logo | Menü | evtl. Suche]</w:t>
-      </w:r>
-      <w:r>
-        <w:br/>
         <w:t>------------------------------------------------</w:t>
       </w:r>
-      <w:r>
-        <w:br/>
-        <w:t>[HERO: Nutzenversprechen + CTA-Button]</w:t>
-      </w:r>
-      <w:r>
-        <w:br/>
+    </w:p>
+    <w:p>
+      <w:pPr>
+        <w:pStyle w:val="SourceCode"/>
+      </w:pPr>
+      <w:r>
+        <w:t>[HERO: „Werde Teil unseres Basketball-Teams!“]</w:t>
+      </w:r>
+    </w:p>
+    <w:p>
+      <w:pPr>
+        <w:pStyle w:val="SourceCode"/>
+      </w:pPr>
+      <w:r>
+        <w:t>[Kurztext]</w:t>
+      </w:r>
+    </w:p>
+    <w:p>
+      <w:pPr>
+        <w:pStyle w:val="SourceCode"/>
+      </w:pPr>
+      <w:r>
+        <w:t>[CTA: Jetzt Probetraining anmelden]</w:t>
+      </w:r>
+    </w:p>
+    <w:p>
+      <w:pPr>
+        <w:pStyle w:val="SourceCode"/>
+      </w:pPr>
+      <w:r>
         <w:t>------------------------------------------------</w:t>
       </w:r>
-      <w:r>
-        <w:br/>
-        <w:t>[CONTENT-BLOCK 1]</w:t>
-      </w:r>
-      <w:r>
-        <w:br/>
+    </w:p>
+    <w:p>
+      <w:pPr>
+        <w:pStyle w:val="SourceCode"/>
+      </w:pPr>
+      <w:r>
+        <w:t>[CONTENT-BLOCK 1: Trainingszeiten + Überblick]</w:t>
+      </w:r>
+    </w:p>
+    <w:p>
+      <w:pPr>
+        <w:pStyle w:val="SourceCode"/>
+      </w:pPr>
+      <w:r>
         <w:t>------------------------------------------------</w:t>
       </w:r>
-      <w:r>
-        <w:br/>
-        <w:t>[CONTENT-BLOCK 2 / Vertrauen (z.B. Bewertungen)]</w:t>
-      </w:r>
-      <w:r>
-        <w:br/>
+    </w:p>
+    <w:p>
+      <w:pPr>
+        <w:pStyle w:val="SourceCode"/>
+      </w:pPr>
+      <w:r>
+        <w:t>[CONTENT-BLOCK 2: Team / Bilder]</w:t>
+      </w:r>
+    </w:p>
+    <w:p>
+      <w:pPr>
+        <w:pStyle w:val="SourceCode"/>
+      </w:pPr>
+      <w:r>
         <w:t>------------------------------------------------</w:t>
       </w:r>
-      <w:r>
-        <w:br/>
-        <w:t>[FOOTER]</w:t>
+    </w:p>
+    <w:p>
+      <w:pPr>
+        <w:pStyle w:val="SourceCode"/>
+      </w:pPr>
+      <w:r>
+        <w:t>[FOOTER: Kontakt | Impressum | Social Media]</w:t>
       </w:r>
     </w:p>
     <w:p>
@@ -2264,7 +2366,16 @@
         <w:t>Welche Info muss sofort sichtbar sein?</w:t>
       </w:r>
       <w:r>
-        <w:t xml:space="preserve"> _______________________</w:t>
+        <w:t xml:space="preserve"> </w:t>
+      </w:r>
+      <w:r>
+        <w:t>Trainingszeiten</w:t>
+      </w:r>
+      <w:r>
+        <w:br/>
+      </w:r>
+      <w:r>
+        <w:t>[HEADER]</w:t>
       </w:r>
     </w:p>
     <w:p>
@@ -2272,40 +2383,113 @@
         <w:pStyle w:val="SourceCode"/>
       </w:pPr>
       <w:r>
-        <w:t>[HEADER]</w:t>
-      </w:r>
-      <w:r>
-        <w:br/>
         <w:t>------------------------------------------------</w:t>
       </w:r>
-      <w:r>
-        <w:br/>
-        <w:t>[SEITENTITEL + kurze Erklärung]</w:t>
-      </w:r>
-      <w:r>
-        <w:br/>
+    </w:p>
+    <w:p>
+      <w:pPr>
+        <w:pStyle w:val="SourceCode"/>
+      </w:pPr>
+      <w:r>
+        <w:t>[SEITENTITEL: Training &amp; Spiele]</w:t>
+      </w:r>
+    </w:p>
+    <w:p>
+      <w:pPr>
+        <w:pStyle w:val="SourceCode"/>
+      </w:pPr>
+      <w:r>
+        <w:t>[Kurzbeschreibung]</w:t>
+      </w:r>
+    </w:p>
+    <w:p>
+      <w:pPr>
+        <w:pStyle w:val="SourceCode"/>
+      </w:pPr>
+      <w:r>
         <w:t>------------------------------------------------</w:t>
       </w:r>
-      <w:r>
-        <w:br/>
-        <w:t>[LISTE / KACHELN / SEKTIONEN]</w:t>
-      </w:r>
-      <w:r>
-        <w:br/>
+    </w:p>
+    <w:p>
+      <w:pPr>
+        <w:pStyle w:val="SourceCode"/>
+      </w:pPr>
+      <w:r>
+        <w:t>[TRAININGSZEITEN]</w:t>
+      </w:r>
+    </w:p>
+    <w:p>
+      <w:pPr>
+        <w:pStyle w:val="SourceCode"/>
+      </w:pPr>
+      <w:r>
         <w:t>------------------------------------------------</w:t>
       </w:r>
-      <w:r>
-        <w:br/>
-        <w:t>[CTA / Nächster Schritt]</w:t>
-      </w:r>
-      <w:r>
-        <w:br/>
+    </w:p>
+    <w:p>
+      <w:pPr>
+        <w:pStyle w:val="SourceCode"/>
+      </w:pPr>
+      <w:r>
+        <w:t>[SPIELPLAN]</w:t>
+      </w:r>
+    </w:p>
+    <w:p>
+      <w:pPr>
+        <w:pStyle w:val="SourceCode"/>
+      </w:pPr>
+      <w:r>
         <w:t>------------------------------------------------</w:t>
       </w:r>
-      <w:r>
-        <w:br/>
+    </w:p>
+    <w:p>
+      <w:pPr>
+        <w:pStyle w:val="SourceCode"/>
+      </w:pPr>
+      <w:r>
+        <w:t>[CTA: Jetzt mitmachen]</w:t>
+      </w:r>
+    </w:p>
+    <w:p>
+      <w:pPr>
+        <w:pStyle w:val="SourceCode"/>
+      </w:pPr>
+      <w:r>
+        <w:t>------------------------------------------------</w:t>
+      </w:r>
+    </w:p>
+    <w:p>
+      <w:pPr>
+        <w:pStyle w:val="SourceCode"/>
+      </w:pPr>
+      <w:r>
         <w:t>[FOOTER]</w:t>
       </w:r>
+    </w:p>
+    <w:p>
+      <w:pPr>
+        <w:pStyle w:val="SourceCode"/>
+      </w:pPr>
+    </w:p>
+    <w:p>
+      <w:pPr>
+        <w:pStyle w:val="SourceCode"/>
+      </w:pPr>
+    </w:p>
+    <w:p>
+      <w:pPr>
+        <w:pStyle w:val="SourceCode"/>
+      </w:pPr>
+    </w:p>
+    <w:p>
+      <w:pPr>
+        <w:pStyle w:val="SourceCode"/>
+      </w:pPr>
+    </w:p>
+    <w:p>
+      <w:pPr>
+        <w:pStyle w:val="SourceCode"/>
+      </w:pPr>
     </w:p>
     <w:p>
       <w:pPr>
@@ -2314,6 +2498,7 @@
       <w:bookmarkStart w:id="21" w:name="d-wireframe-3-kontaktconversion-zeichnen"/>
       <w:bookmarkEnd w:id="20"/>
       <w:r>
+        <w:lastRenderedPageBreak/>
         <w:t>Wireframe 3: Kontakt/Conversion (zeichnen)</w:t>
       </w:r>
     </w:p>
@@ -2326,68 +2511,201 @@
         <w:t>Was ist hier das Ziel?</w:t>
       </w:r>
       <w:r>
-        <w:t xml:space="preserve"> ☐ Kontakt ☐ Termin ☐ Anmeldung ☐ Download ☐ anderes: _______</w:t>
-      </w:r>
-    </w:p>
-    <w:p>
-      <w:pPr>
-        <w:pStyle w:val="SourceCode"/>
-      </w:pPr>
-      <w:r>
-        <w:t>[HEADER]</w:t>
+        <w:t xml:space="preserve"> </w:t>
+      </w:r>
+      <w:r>
+        <w:rPr>
+          <w:rFonts w:ascii="Segoe UI Symbol" w:hAnsi="Segoe UI Symbol" w:cs="Segoe UI Symbol"/>
+        </w:rPr>
+        <w:t>☐</w:t>
+      </w:r>
+      <w:r>
+        <w:t xml:space="preserve"> Kontakt </w:t>
+      </w:r>
+      <w:r>
+        <w:rPr>
+          <w:rFonts w:ascii="Segoe UI Symbol" w:hAnsi="Segoe UI Symbol" w:cs="Segoe UI Symbol"/>
+        </w:rPr>
+        <w:t>☐</w:t>
+      </w:r>
+      <w:r>
+        <w:t xml:space="preserve"> Termin </w:t>
+      </w:r>
+      <w:r>
+        <w:rPr>
+          <w:rFonts w:ascii="Segoe UI Symbol" w:hAnsi="Segoe UI Symbol" w:cs="Segoe UI Symbol"/>
+          <w:highlight w:val="yellow"/>
+        </w:rPr>
+        <w:t>☐</w:t>
+      </w:r>
+      <w:r>
+        <w:t xml:space="preserve"> Anmeldung </w:t>
+      </w:r>
+      <w:r>
+        <w:rPr>
+          <w:rFonts w:ascii="Segoe UI Symbol" w:hAnsi="Segoe UI Symbol" w:cs="Segoe UI Symbol"/>
+        </w:rPr>
+        <w:t>☐</w:t>
+      </w:r>
+      <w:r>
+        <w:t xml:space="preserve"> Download </w:t>
+      </w:r>
+      <w:r>
+        <w:rPr>
+          <w:rFonts w:ascii="Segoe UI Symbol" w:hAnsi="Segoe UI Symbol" w:cs="Segoe UI Symbol"/>
+        </w:rPr>
+        <w:t>☐</w:t>
+      </w:r>
+      <w:r>
+        <w:t xml:space="preserve"> anderes: _______</w:t>
       </w:r>
       <w:r>
         <w:br/>
-        <w:t>------------------------------------------------</w:t>
-      </w:r>
-      <w:r>
-        <w:br/>
-        <w:t>[FORMULAR / KONTAKT-INFOS]</w:t>
-      </w:r>
-      <w:r>
-        <w:br/>
-        <w:t>------------------------------------------------</w:t>
-      </w:r>
-      <w:r>
-        <w:br/>
-        <w:t>[FAQ / Sicherheit / Hinweise]</w:t>
-      </w:r>
-      <w:r>
-        <w:br/>
-        <w:t>------------------------------------------------</w:t>
-      </w:r>
-      <w:r>
-        <w:br/>
-        <w:t>[ABSCHICKEN-CTA]</w:t>
-      </w:r>
-      <w:r>
-        <w:br/>
-      </w:r>
-      <w:r>
-        <w:lastRenderedPageBreak/>
-        <w:t>------------------------------------------------</w:t>
-      </w:r>
-      <w:r>
-        <w:br/>
-        <w:t>[FOOTER]</w:t>
-      </w:r>
-    </w:p>
-    <w:p>
-      <w:pPr>
-        <w:pStyle w:val="Heading1"/>
-        <w:rPr>
-          <w:lang w:val="en-US"/>
-        </w:rPr>
-      </w:pPr>
+      </w:r>
       <w:bookmarkStart w:id="22" w:name="X015c16e629da4a8ead2d6c44857db79ffaf48e3"/>
       <w:bookmarkEnd w:id="16"/>
       <w:bookmarkEnd w:id="21"/>
       <w:r>
+        <w:t>[HEADER]</w:t>
+      </w:r>
+    </w:p>
+    <w:p>
+      <w:pPr>
+        <w:pStyle w:val="SourceCode"/>
         <w:rPr>
           <w:lang w:val="en-US"/>
         </w:rPr>
+      </w:pPr>
+      <w:r>
+        <w:rPr>
+          <w:lang w:val="en-US"/>
+        </w:rPr>
+        <w:t>------------------------------------------------</w:t>
+      </w:r>
+    </w:p>
+    <w:p>
+      <w:pPr>
+        <w:pStyle w:val="SourceCode"/>
+        <w:rPr>
+          <w:lang w:val="en-US"/>
+        </w:rPr>
+      </w:pPr>
+      <w:r>
+        <w:rPr>
+          <w:lang w:val="en-US"/>
+        </w:rPr>
+        <w:t>[FORMULAR:</w:t>
+      </w:r>
+    </w:p>
+    <w:p>
+      <w:pPr>
+        <w:pStyle w:val="SourceCode"/>
+        <w:rPr>
+          <w:lang w:val="en-US"/>
+        </w:rPr>
+      </w:pPr>
+      <w:r>
+        <w:rPr>
+          <w:lang w:val="en-US"/>
+        </w:rPr>
+        <w:t xml:space="preserve"> Name</w:t>
+      </w:r>
+    </w:p>
+    <w:p>
+      <w:pPr>
+        <w:pStyle w:val="SourceCode"/>
+        <w:rPr>
+          <w:lang w:val="en-US"/>
+        </w:rPr>
+      </w:pPr>
+      <w:r>
+        <w:rPr>
+          <w:lang w:val="en-US"/>
+        </w:rPr>
+        <w:t xml:space="preserve"> E-Mail</w:t>
+      </w:r>
+    </w:p>
+    <w:p>
+      <w:pPr>
+        <w:pStyle w:val="SourceCode"/>
+      </w:pPr>
+      <w:r>
+        <w:rPr>
+          <w:lang w:val="en-US"/>
+        </w:rPr>
+        <w:t xml:space="preserve"> </w:t>
+      </w:r>
+      <w:r>
+        <w:t>Nachricht]</w:t>
+      </w:r>
+    </w:p>
+    <w:p>
+      <w:pPr>
+        <w:pStyle w:val="SourceCode"/>
+      </w:pPr>
+      <w:r>
+        <w:t>------------------------------------------------</w:t>
+      </w:r>
+    </w:p>
+    <w:p>
+      <w:pPr>
+        <w:pStyle w:val="SourceCode"/>
+      </w:pPr>
+      <w:r>
+        <w:t>[INFO: Probetraining / Kontakt]</w:t>
+      </w:r>
+    </w:p>
+    <w:p>
+      <w:pPr>
+        <w:pStyle w:val="SourceCode"/>
+      </w:pPr>
+      <w:r>
+        <w:t>------------------------------------------------</w:t>
+      </w:r>
+    </w:p>
+    <w:p>
+      <w:pPr>
+        <w:pStyle w:val="SourceCode"/>
+      </w:pPr>
+      <w:r>
+        <w:t>[CTA: Anmeldung absenden]</w:t>
+      </w:r>
+    </w:p>
+    <w:p>
+      <w:pPr>
+        <w:pStyle w:val="SourceCode"/>
+      </w:pPr>
+      <w:r>
+        <w:t>------------------------------------------------</w:t>
+      </w:r>
+    </w:p>
+    <w:p>
+      <w:pPr>
+        <w:pStyle w:val="SourceCode"/>
+        <w:rPr>
+          <w:lang w:val="en-US"/>
+        </w:rPr>
+      </w:pPr>
+      <w:r>
+        <w:rPr>
+          <w:lang w:val="en-US"/>
+        </w:rPr>
+        <w:t>[FOOTER]</w:t>
+      </w:r>
+      <w:r>
+        <w:rPr>
+          <w:lang w:val="en-US"/>
+        </w:rPr>
         <w:t>Tree‑Test Mini‑Formular (Reverse Card Sorting)</w:t>
       </w:r>
+    </w:p>
+    <w:p>
+      <w:pPr>
+        <w:pStyle w:val="SourceCode"/>
+        <w:rPr>
+          <w:lang w:val="en-US"/>
+        </w:rPr>
+      </w:pPr>
     </w:p>
     <w:p>
       <w:r>
@@ -2574,7 +2892,10 @@
           </w:tcPr>
           <w:p>
             <w:r>
-              <w:t>1) __________________</w:t>
+              <w:t xml:space="preserve">1) </w:t>
+            </w:r>
+            <w:r>
+              <w:t>Trainingszeiten finden</w:t>
             </w:r>
           </w:p>
         </w:tc>
@@ -2584,7 +2905,7 @@
           </w:tcPr>
           <w:p>
             <w:r>
-              <w:t>______________________________</w:t>
+              <w:t>Training &amp; Spiele -&gt; Trainingszeiten</w:t>
             </w:r>
           </w:p>
         </w:tc>
@@ -2594,7 +2915,13 @@
           </w:tcPr>
           <w:p>
             <w:r>
-              <w:t>☐ Ja ☐ Nein</w:t>
+              <w:rPr>
+                <w:highlight w:val="yellow"/>
+              </w:rPr>
+              <w:t>☐</w:t>
+            </w:r>
+            <w:r>
+              <w:t xml:space="preserve"> Ja ☐ Nein</w:t>
             </w:r>
           </w:p>
         </w:tc>
@@ -2607,7 +2934,7 @@
               <w:jc w:val="right"/>
             </w:pPr>
             <w:r>
-              <w:t>___</w:t>
+              <w:t>8s</w:t>
             </w:r>
           </w:p>
         </w:tc>
@@ -2620,7 +2947,7 @@
               <w:jc w:val="right"/>
             </w:pPr>
             <w:r>
-              <w:t>___</w:t>
+              <w:t>1</w:t>
             </w:r>
           </w:p>
         </w:tc>
@@ -2628,11 +2955,7 @@
           <w:tcPr>
             <w:tcW w:w="1133" w:type="dxa"/>
           </w:tcPr>
-          <w:p>
-            <w:r>
-              <w:t>__________</w:t>
-            </w:r>
-          </w:p>
+          <w:p/>
         </w:tc>
       </w:tr>
       <w:tr>
@@ -2642,7 +2965,10 @@
           </w:tcPr>
           <w:p>
             <w:r>
-              <w:t>2) __________________</w:t>
+              <w:t xml:space="preserve">2) </w:t>
+            </w:r>
+            <w:r>
+              <w:t>Anmeldung finden</w:t>
             </w:r>
           </w:p>
         </w:tc>
@@ -2652,7 +2978,7 @@
           </w:tcPr>
           <w:p>
             <w:r>
-              <w:t>______________________________</w:t>
+              <w:t>Mitmachen -&gt; Anmeldung</w:t>
             </w:r>
           </w:p>
         </w:tc>
@@ -2662,7 +2988,13 @@
           </w:tcPr>
           <w:p>
             <w:r>
-              <w:t>☐ Ja ☐ Nein</w:t>
+              <w:rPr>
+                <w:highlight w:val="yellow"/>
+              </w:rPr>
+              <w:t>☐</w:t>
+            </w:r>
+            <w:r>
+              <w:t xml:space="preserve"> Ja ☐ Nein</w:t>
             </w:r>
           </w:p>
         </w:tc>
@@ -2675,7 +3007,7 @@
               <w:jc w:val="right"/>
             </w:pPr>
             <w:r>
-              <w:t>___</w:t>
+              <w:t>10s</w:t>
             </w:r>
           </w:p>
         </w:tc>
@@ -2688,7 +3020,7 @@
               <w:jc w:val="right"/>
             </w:pPr>
             <w:r>
-              <w:t>___</w:t>
+              <w:t>1</w:t>
             </w:r>
           </w:p>
         </w:tc>
@@ -2696,11 +3028,7 @@
           <w:tcPr>
             <w:tcW w:w="1133" w:type="dxa"/>
           </w:tcPr>
-          <w:p>
-            <w:r>
-              <w:t>__________</w:t>
-            </w:r>
-          </w:p>
+          <w:p/>
         </w:tc>
       </w:tr>
       <w:tr>
@@ -2710,7 +3038,10 @@
           </w:tcPr>
           <w:p>
             <w:r>
-              <w:t>3) __________________</w:t>
+              <w:t xml:space="preserve">3) </w:t>
+            </w:r>
+            <w:r>
+              <w:t>Spielplan finden</w:t>
             </w:r>
           </w:p>
         </w:tc>
@@ -2720,7 +3051,7 @@
           </w:tcPr>
           <w:p>
             <w:r>
-              <w:t>______________________________</w:t>
+              <w:t>Training &amp; Spiele -&gt; Spielplan</w:t>
             </w:r>
           </w:p>
         </w:tc>
@@ -2730,7 +3061,13 @@
           </w:tcPr>
           <w:p>
             <w:r>
-              <w:t>☐ Ja ☐ Nein</w:t>
+              <w:rPr>
+                <w:highlight w:val="yellow"/>
+              </w:rPr>
+              <w:t>☐</w:t>
+            </w:r>
+            <w:r>
+              <w:t xml:space="preserve"> Ja ☐ Nein</w:t>
             </w:r>
           </w:p>
         </w:tc>
@@ -2743,7 +3080,7 @@
               <w:jc w:val="right"/>
             </w:pPr>
             <w:r>
-              <w:t>___</w:t>
+              <w:t>7s</w:t>
             </w:r>
           </w:p>
         </w:tc>
@@ -2756,7 +3093,7 @@
               <w:jc w:val="right"/>
             </w:pPr>
             <w:r>
-              <w:t>___</w:t>
+              <w:t>0</w:t>
             </w:r>
           </w:p>
         </w:tc>
@@ -2764,11 +3101,7 @@
           <w:tcPr>
             <w:tcW w:w="1133" w:type="dxa"/>
           </w:tcPr>
-          <w:p>
-            <w:r>
-              <w:t>__________</w:t>
-            </w:r>
-          </w:p>
+          <w:p/>
         </w:tc>
       </w:tr>
     </w:tbl>
@@ -3621,7 +3954,7 @@
   <w:abstractNum w:abstractNumId="12" w15:restartNumberingAfterBreak="0">
     <w:nsid w:val="0000A992"/>
     <w:multiLevelType w:val="multilevel"/>
-    <w:tmpl w:val="6556356A"/>
+    <w:tmpl w:val="6EB447E8"/>
     <w:lvl w:ilvl="0">
       <w:numFmt w:val="bullet"/>
       <w:lvlText w:val="☐"/>
@@ -3629,6 +3962,9 @@
       <w:pPr>
         <w:ind w:left="720" w:hanging="360"/>
       </w:pPr>
+      <w:rPr>
+        <w:color w:val="C00000"/>
+      </w:rPr>
     </w:lvl>
     <w:lvl w:ilvl="1">
       <w:numFmt w:val="bullet"/>
@@ -4122,6 +4458,118 @@
     </w:lvl>
   </w:abstractNum>
   <w:abstractNum w:abstractNumId="17" w15:restartNumberingAfterBreak="0">
+    <w:nsid w:val="36E93655"/>
+    <w:multiLevelType w:val="hybridMultilevel"/>
+    <w:tmpl w:val="1FE263B6"/>
+    <w:lvl w:ilvl="0" w:tplc="86C6EFB2">
+      <w:numFmt w:val="bullet"/>
+      <w:lvlText w:val="-"/>
+      <w:lvlJc w:val="left"/>
+      <w:pPr>
+        <w:ind w:left="1080" w:hanging="360"/>
+      </w:pPr>
+      <w:rPr>
+        <w:rFonts w:ascii="Segoe UI" w:eastAsia="Times New Roman" w:hAnsi="Segoe UI" w:cs="Segoe UI" w:hint="default"/>
+      </w:rPr>
+    </w:lvl>
+    <w:lvl w:ilvl="1" w:tplc="08070003" w:tentative="1">
+      <w:start w:val="1"/>
+      <w:numFmt w:val="bullet"/>
+      <w:lvlText w:val="o"/>
+      <w:lvlJc w:val="left"/>
+      <w:pPr>
+        <w:ind w:left="1800" w:hanging="360"/>
+      </w:pPr>
+      <w:rPr>
+        <w:rFonts w:ascii="Courier New" w:hAnsi="Courier New" w:cs="Courier New" w:hint="default"/>
+      </w:rPr>
+    </w:lvl>
+    <w:lvl w:ilvl="2" w:tplc="08070005" w:tentative="1">
+      <w:start w:val="1"/>
+      <w:numFmt w:val="bullet"/>
+      <w:lvlText w:val=""/>
+      <w:lvlJc w:val="left"/>
+      <w:pPr>
+        <w:ind w:left="2520" w:hanging="360"/>
+      </w:pPr>
+      <w:rPr>
+        <w:rFonts w:ascii="Wingdings" w:hAnsi="Wingdings" w:hint="default"/>
+      </w:rPr>
+    </w:lvl>
+    <w:lvl w:ilvl="3" w:tplc="08070001" w:tentative="1">
+      <w:start w:val="1"/>
+      <w:numFmt w:val="bullet"/>
+      <w:lvlText w:val=""/>
+      <w:lvlJc w:val="left"/>
+      <w:pPr>
+        <w:ind w:left="3240" w:hanging="360"/>
+      </w:pPr>
+      <w:rPr>
+        <w:rFonts w:ascii="Symbol" w:hAnsi="Symbol" w:hint="default"/>
+      </w:rPr>
+    </w:lvl>
+    <w:lvl w:ilvl="4" w:tplc="08070003" w:tentative="1">
+      <w:start w:val="1"/>
+      <w:numFmt w:val="bullet"/>
+      <w:lvlText w:val="o"/>
+      <w:lvlJc w:val="left"/>
+      <w:pPr>
+        <w:ind w:left="3960" w:hanging="360"/>
+      </w:pPr>
+      <w:rPr>
+        <w:rFonts w:ascii="Courier New" w:hAnsi="Courier New" w:cs="Courier New" w:hint="default"/>
+      </w:rPr>
+    </w:lvl>
+    <w:lvl w:ilvl="5" w:tplc="08070005" w:tentative="1">
+      <w:start w:val="1"/>
+      <w:numFmt w:val="bullet"/>
+      <w:lvlText w:val=""/>
+      <w:lvlJc w:val="left"/>
+      <w:pPr>
+        <w:ind w:left="4680" w:hanging="360"/>
+      </w:pPr>
+      <w:rPr>
+        <w:rFonts w:ascii="Wingdings" w:hAnsi="Wingdings" w:hint="default"/>
+      </w:rPr>
+    </w:lvl>
+    <w:lvl w:ilvl="6" w:tplc="08070001" w:tentative="1">
+      <w:start w:val="1"/>
+      <w:numFmt w:val="bullet"/>
+      <w:lvlText w:val=""/>
+      <w:lvlJc w:val="left"/>
+      <w:pPr>
+        <w:ind w:left="5400" w:hanging="360"/>
+      </w:pPr>
+      <w:rPr>
+        <w:rFonts w:ascii="Symbol" w:hAnsi="Symbol" w:hint="default"/>
+      </w:rPr>
+    </w:lvl>
+    <w:lvl w:ilvl="7" w:tplc="08070003" w:tentative="1">
+      <w:start w:val="1"/>
+      <w:numFmt w:val="bullet"/>
+      <w:lvlText w:val="o"/>
+      <w:lvlJc w:val="left"/>
+      <w:pPr>
+        <w:ind w:left="6120" w:hanging="360"/>
+      </w:pPr>
+      <w:rPr>
+        <w:rFonts w:ascii="Courier New" w:hAnsi="Courier New" w:cs="Courier New" w:hint="default"/>
+      </w:rPr>
+    </w:lvl>
+    <w:lvl w:ilvl="8" w:tplc="08070005" w:tentative="1">
+      <w:start w:val="1"/>
+      <w:numFmt w:val="bullet"/>
+      <w:lvlText w:val=""/>
+      <w:lvlJc w:val="left"/>
+      <w:pPr>
+        <w:ind w:left="6840" w:hanging="360"/>
+      </w:pPr>
+      <w:rPr>
+        <w:rFonts w:ascii="Wingdings" w:hAnsi="Wingdings" w:hint="default"/>
+      </w:rPr>
+    </w:lvl>
+  </w:abstractNum>
+  <w:abstractNum w:abstractNumId="18" w15:restartNumberingAfterBreak="0">
     <w:nsid w:val="3A05210B"/>
     <w:multiLevelType w:val="multilevel"/>
     <w:tmpl w:val="AD2ACB22"/>
@@ -4267,7 +4715,7 @@
       </w:rPr>
     </w:lvl>
   </w:abstractNum>
-  <w:abstractNum w:abstractNumId="18" w15:restartNumberingAfterBreak="0">
+  <w:abstractNum w:abstractNumId="19" w15:restartNumberingAfterBreak="0">
     <w:nsid w:val="3BAA2F24"/>
     <w:multiLevelType w:val="hybridMultilevel"/>
     <w:tmpl w:val="CA9C5874"/>
@@ -4356,7 +4804,7 @@
       </w:pPr>
     </w:lvl>
   </w:abstractNum>
-  <w:abstractNum w:abstractNumId="19" w15:restartNumberingAfterBreak="0">
+  <w:abstractNum w:abstractNumId="20" w15:restartNumberingAfterBreak="0">
     <w:nsid w:val="3D122A9B"/>
     <w:multiLevelType w:val="multilevel"/>
     <w:tmpl w:val="6B3EAF44"/>
@@ -4494,7 +4942,7 @@
       </w:rPr>
     </w:lvl>
   </w:abstractNum>
-  <w:abstractNum w:abstractNumId="20" w15:restartNumberingAfterBreak="0">
+  <w:abstractNum w:abstractNumId="21" w15:restartNumberingAfterBreak="0">
     <w:nsid w:val="4320697C"/>
     <w:multiLevelType w:val="multilevel"/>
     <w:tmpl w:val="2BEEAF4C"/>
@@ -4625,7 +5073,7 @@
       </w:rPr>
     </w:lvl>
   </w:abstractNum>
-  <w:abstractNum w:abstractNumId="21" w15:restartNumberingAfterBreak="0">
+  <w:abstractNum w:abstractNumId="22" w15:restartNumberingAfterBreak="0">
     <w:nsid w:val="43A84525"/>
     <w:multiLevelType w:val="hybridMultilevel"/>
     <w:tmpl w:val="6C9E5594"/>
@@ -4715,7 +5163,7 @@
       </w:pPr>
     </w:lvl>
   </w:abstractNum>
-  <w:abstractNum w:abstractNumId="22" w15:restartNumberingAfterBreak="0">
+  <w:abstractNum w:abstractNumId="23" w15:restartNumberingAfterBreak="0">
     <w:nsid w:val="59A96E60"/>
     <w:multiLevelType w:val="multilevel"/>
     <w:tmpl w:val="F79A927C"/>
@@ -4817,7 +5265,7 @@
       </w:pPr>
     </w:lvl>
   </w:abstractNum>
-  <w:abstractNum w:abstractNumId="23" w15:restartNumberingAfterBreak="0">
+  <w:abstractNum w:abstractNumId="24" w15:restartNumberingAfterBreak="0">
     <w:nsid w:val="7DE47116"/>
     <w:multiLevelType w:val="hybridMultilevel"/>
     <w:tmpl w:val="C492C534"/>
@@ -4930,19 +5378,19 @@
     </w:lvl>
   </w:abstractNum>
   <w:num w:numId="1" w16cid:durableId="1439790215">
-    <w:abstractNumId w:val="19"/>
+    <w:abstractNumId w:val="20"/>
   </w:num>
   <w:num w:numId="2" w16cid:durableId="1147361669">
-    <w:abstractNumId w:val="17"/>
+    <w:abstractNumId w:val="18"/>
   </w:num>
   <w:num w:numId="3" w16cid:durableId="808135316">
-    <w:abstractNumId w:val="20"/>
+    <w:abstractNumId w:val="21"/>
   </w:num>
   <w:num w:numId="4" w16cid:durableId="2051494037">
-    <w:abstractNumId w:val="21"/>
+    <w:abstractNumId w:val="22"/>
   </w:num>
   <w:num w:numId="5" w16cid:durableId="874734141">
-    <w:abstractNumId w:val="18"/>
+    <w:abstractNumId w:val="19"/>
   </w:num>
   <w:num w:numId="6" w16cid:durableId="505749642">
     <w:abstractNumId w:val="14"/>
@@ -4978,7 +5426,7 @@
     </w:lvlOverride>
   </w:num>
   <w:num w:numId="8" w16cid:durableId="2129002793">
-    <w:abstractNumId w:val="22"/>
+    <w:abstractNumId w:val="23"/>
     <w:lvlOverride w:ilvl="0">
       <w:startOverride w:val="1"/>
     </w:lvlOverride>
@@ -5209,7 +5657,10 @@
     <w:abstractNumId w:val="15"/>
   </w:num>
   <w:num w:numId="49" w16cid:durableId="230625256">
-    <w:abstractNumId w:val="23"/>
+    <w:abstractNumId w:val="24"/>
+  </w:num>
+  <w:num w:numId="50" w16cid:durableId="189728806">
+    <w:abstractNumId w:val="17"/>
   </w:num>
 </w:numbering>
 </file>

--- a/Woche_6-7_Arbeitsblatt_v2.docx
+++ b/Woche_6-7_Arbeitsblatt_v2.docx
@@ -4,7 +4,7 @@
   <w:body>
     <w:p>
       <w:pPr>
-        <w:pStyle w:val="Title"/>
+        <w:pStyle w:val="Titel"/>
       </w:pPr>
       <w:bookmarkStart w:id="0" w:name="X419b95a62c1822c6acae476145bddda6d0b67b8"/>
       <w:r>
@@ -144,7 +144,7 @@
     </w:p>
     <w:p>
       <w:pPr>
-        <w:pStyle w:val="Heading1"/>
+        <w:pStyle w:val="berschrift1"/>
       </w:pPr>
       <w:bookmarkStart w:id="1" w:name="X7a57256060cfc135f44cbd56cd3a0deaa5dc51f"/>
       <w:bookmarkEnd w:id="0"/>
@@ -179,7 +179,7 @@
     </w:p>
     <w:p>
       <w:pPr>
-        <w:pStyle w:val="Heading3"/>
+        <w:pStyle w:val="berschrift3"/>
       </w:pPr>
       <w:bookmarkStart w:id="2" w:name="a-schnellliste-ohne-ki-5-minuten"/>
       <w:r>
@@ -199,7 +199,7 @@
     </w:p>
     <w:p>
       <w:pPr>
-        <w:pStyle w:val="ListParagraph"/>
+        <w:pStyle w:val="Listenabsatz"/>
         <w:numPr>
           <w:ilvl w:val="0"/>
           <w:numId w:val="49"/>
@@ -211,7 +211,7 @@
     </w:p>
     <w:p>
       <w:pPr>
-        <w:pStyle w:val="ListParagraph"/>
+        <w:pStyle w:val="Listenabsatz"/>
         <w:numPr>
           <w:ilvl w:val="0"/>
           <w:numId w:val="49"/>
@@ -223,7 +223,7 @@
     </w:p>
     <w:p>
       <w:pPr>
-        <w:pStyle w:val="ListParagraph"/>
+        <w:pStyle w:val="Listenabsatz"/>
         <w:numPr>
           <w:ilvl w:val="0"/>
           <w:numId w:val="49"/>
@@ -235,7 +235,7 @@
     </w:p>
     <w:p>
       <w:pPr>
-        <w:pStyle w:val="ListParagraph"/>
+        <w:pStyle w:val="Listenabsatz"/>
         <w:numPr>
           <w:ilvl w:val="0"/>
           <w:numId w:val="49"/>
@@ -247,7 +247,7 @@
     </w:p>
     <w:p>
       <w:pPr>
-        <w:pStyle w:val="ListParagraph"/>
+        <w:pStyle w:val="Listenabsatz"/>
         <w:numPr>
           <w:ilvl w:val="0"/>
           <w:numId w:val="49"/>
@@ -259,7 +259,7 @@
     </w:p>
     <w:p>
       <w:pPr>
-        <w:pStyle w:val="ListParagraph"/>
+        <w:pStyle w:val="Listenabsatz"/>
         <w:numPr>
           <w:ilvl w:val="0"/>
           <w:numId w:val="49"/>
@@ -271,7 +271,7 @@
     </w:p>
     <w:p>
       <w:pPr>
-        <w:pStyle w:val="ListParagraph"/>
+        <w:pStyle w:val="Listenabsatz"/>
         <w:numPr>
           <w:ilvl w:val="0"/>
           <w:numId w:val="49"/>
@@ -283,7 +283,7 @@
     </w:p>
     <w:p>
       <w:pPr>
-        <w:pStyle w:val="ListParagraph"/>
+        <w:pStyle w:val="Listenabsatz"/>
         <w:numPr>
           <w:ilvl w:val="0"/>
           <w:numId w:val="49"/>
@@ -295,7 +295,7 @@
     </w:p>
     <w:p>
       <w:pPr>
-        <w:pStyle w:val="ListParagraph"/>
+        <w:pStyle w:val="Listenabsatz"/>
         <w:numPr>
           <w:ilvl w:val="0"/>
           <w:numId w:val="49"/>
@@ -307,7 +307,7 @@
     </w:p>
     <w:p>
       <w:pPr>
-        <w:pStyle w:val="ListParagraph"/>
+        <w:pStyle w:val="Listenabsatz"/>
         <w:numPr>
           <w:ilvl w:val="0"/>
           <w:numId w:val="49"/>
@@ -319,7 +319,7 @@
     </w:p>
     <w:p>
       <w:pPr>
-        <w:pStyle w:val="ListParagraph"/>
+        <w:pStyle w:val="Listenabsatz"/>
         <w:numPr>
           <w:ilvl w:val="0"/>
           <w:numId w:val="49"/>
@@ -331,7 +331,7 @@
     </w:p>
     <w:p>
       <w:pPr>
-        <w:pStyle w:val="ListParagraph"/>
+        <w:pStyle w:val="Listenabsatz"/>
         <w:numPr>
           <w:ilvl w:val="0"/>
           <w:numId w:val="49"/>
@@ -343,7 +343,7 @@
     </w:p>
     <w:p>
       <w:pPr>
-        <w:pStyle w:val="ListParagraph"/>
+        <w:pStyle w:val="Listenabsatz"/>
         <w:numPr>
           <w:ilvl w:val="0"/>
           <w:numId w:val="49"/>
@@ -355,7 +355,7 @@
     </w:p>
     <w:p>
       <w:pPr>
-        <w:pStyle w:val="Heading3"/>
+        <w:pStyle w:val="berschrift3"/>
       </w:pPr>
       <w:bookmarkStart w:id="3" w:name="X6c9c8e2798e8710374b11622f324734301759e7"/>
       <w:bookmarkEnd w:id="2"/>
@@ -374,7 +374,7 @@
     </w:p>
     <w:p>
       <w:pPr>
-        <w:pStyle w:val="NormalWeb"/>
+        <w:pStyle w:val="StandardWeb"/>
         <w:rPr>
           <w:rFonts w:ascii="Aptos" w:hAnsi="Aptos"/>
         </w:rPr>
@@ -398,7 +398,7 @@
     </w:p>
     <w:p>
       <w:pPr>
-        <w:pStyle w:val="NormalWeb"/>
+        <w:pStyle w:val="StandardWeb"/>
         <w:rPr>
           <w:rFonts w:ascii="Aptos" w:hAnsi="Aptos"/>
         </w:rPr>
@@ -420,7 +420,7 @@
     </w:p>
     <w:p>
       <w:pPr>
-        <w:pStyle w:val="NormalWeb"/>
+        <w:pStyle w:val="StandardWeb"/>
         <w:rPr>
           <w:rFonts w:ascii="Aptos" w:hAnsi="Aptos"/>
         </w:rPr>
@@ -443,7 +443,7 @@
     </w:p>
     <w:p>
       <w:pPr>
-        <w:pStyle w:val="NormalWeb"/>
+        <w:pStyle w:val="StandardWeb"/>
         <w:rPr>
           <w:rFonts w:ascii="Aptos" w:hAnsi="Aptos"/>
         </w:rPr>
@@ -465,7 +465,7 @@
     </w:p>
     <w:p>
       <w:pPr>
-        <w:pStyle w:val="NormalWeb"/>
+        <w:pStyle w:val="StandardWeb"/>
         <w:rPr>
           <w:rFonts w:ascii="Aptos" w:hAnsi="Aptos"/>
         </w:rPr>
@@ -487,7 +487,7 @@
     </w:p>
     <w:p>
       <w:pPr>
-        <w:pStyle w:val="NormalWeb"/>
+        <w:pStyle w:val="StandardWeb"/>
         <w:rPr>
           <w:rFonts w:ascii="Aptos" w:hAnsi="Aptos"/>
         </w:rPr>
@@ -509,7 +509,7 @@
     </w:p>
     <w:p>
       <w:pPr>
-        <w:pStyle w:val="Heading3"/>
+        <w:pStyle w:val="berschrift3"/>
       </w:pPr>
       <w:r>
         <w:t>Filter‑Check (muss jede Gruppe machen)</w:t>
@@ -552,8 +552,13 @@
           <w:numId w:val="24"/>
         </w:numPr>
       </w:pPr>
-      <w:r>
-        <w:t>„weil man das halt so macht“ drauf ist</w:t>
+      <w:proofErr w:type="gramStart"/>
+      <w:r>
+        <w:t>„</w:t>
+      </w:r>
+      <w:proofErr w:type="gramEnd"/>
+      <w:r>
+        <w:t>weil man das halt so macht“ drauf ist</w:t>
       </w:r>
     </w:p>
     <w:p>
@@ -573,7 +578,7 @@
     </w:p>
     <w:p>
       <w:pPr>
-        <w:pStyle w:val="ListParagraph"/>
+        <w:pStyle w:val="Listenabsatz"/>
         <w:numPr>
           <w:ilvl w:val="0"/>
           <w:numId w:val="49"/>
@@ -588,7 +593,7 @@
     </w:p>
     <w:p>
       <w:pPr>
-        <w:pStyle w:val="ListParagraph"/>
+        <w:pStyle w:val="Listenabsatz"/>
         <w:numPr>
           <w:ilvl w:val="0"/>
           <w:numId w:val="49"/>
@@ -603,7 +608,7 @@
     </w:p>
     <w:p>
       <w:pPr>
-        <w:pStyle w:val="ListParagraph"/>
+        <w:pStyle w:val="Listenabsatz"/>
         <w:numPr>
           <w:ilvl w:val="0"/>
           <w:numId w:val="49"/>
@@ -618,7 +623,7 @@
     </w:p>
     <w:p>
       <w:pPr>
-        <w:pStyle w:val="Heading1"/>
+        <w:pStyle w:val="berschrift1"/>
       </w:pPr>
       <w:bookmarkStart w:id="5" w:name="cluster-bilden-card-sorting"/>
       <w:bookmarkEnd w:id="1"/>
@@ -641,7 +646,7 @@
     </w:p>
     <w:p>
       <w:pPr>
-        <w:pStyle w:val="Heading3"/>
+        <w:pStyle w:val="berschrift3"/>
       </w:pPr>
       <w:bookmarkStart w:id="6" w:name="a-so-gehts-analog-oder-digital"/>
       <w:r>
@@ -661,8 +666,13 @@
       <w:r>
         <w:t xml:space="preserve">jeden Punkt </w:t>
       </w:r>
-      <w:r>
-        <w:t>aus der Content‑Liste auf eine Karte (Post‑it / Miro / FigJam).</w:t>
+      <w:proofErr w:type="gramStart"/>
+      <w:r>
+        <w:t>aus der Content</w:t>
+      </w:r>
+      <w:proofErr w:type="gramEnd"/>
+      <w:r>
+        <w:t>‑Liste auf eine Karte (Post‑it / Miro / FigJam).</w:t>
       </w:r>
     </w:p>
     <w:p>
@@ -695,7 +705,7 @@
     </w:p>
     <w:p>
       <w:pPr>
-        <w:pStyle w:val="Heading3"/>
+        <w:pStyle w:val="berschrift3"/>
       </w:pPr>
       <w:bookmarkStart w:id="7" w:name="b-clustertabelle-ausfüllen"/>
       <w:bookmarkEnd w:id="6"/>
@@ -938,7 +948,7 @@
     </w:tbl>
     <w:p>
       <w:pPr>
-        <w:pStyle w:val="Heading3"/>
+        <w:pStyle w:val="berschrift3"/>
       </w:pPr>
       <w:bookmarkStart w:id="8" w:name="X6ac9311020c06c6b3c2ebbdb457faa7e492f0ea"/>
       <w:bookmarkEnd w:id="7"/>
@@ -988,7 +998,23 @@
         <w:t>Begriffe:</w:t>
       </w:r>
       <w:r>
-        <w:t xml:space="preserve"> [Hier eure Content‑Liste einfügen]</w:t>
+        <w:t xml:space="preserve"> [</w:t>
+      </w:r>
+      <w:proofErr w:type="gramStart"/>
+      <w:r>
+        <w:t>Hier</w:t>
+      </w:r>
+      <w:proofErr w:type="gramEnd"/>
+      <w:r>
+        <w:t xml:space="preserve"> </w:t>
+      </w:r>
+      <w:proofErr w:type="gramStart"/>
+      <w:r>
+        <w:t>eure Content</w:t>
+      </w:r>
+      <w:proofErr w:type="gramEnd"/>
+      <w:r>
+        <w:t>‑Liste einfügen]</w:t>
       </w:r>
     </w:p>
     <w:p>
@@ -1005,7 +1031,7 @@
     </w:p>
     <w:p>
       <w:pPr>
-        <w:pStyle w:val="Heading1"/>
+        <w:pStyle w:val="berschrift1"/>
       </w:pPr>
       <w:bookmarkStart w:id="9" w:name="sitemap-bauen-struktur-als-baum"/>
       <w:bookmarkEnd w:id="5"/>
@@ -1034,7 +1060,7 @@
     </w:p>
     <w:p>
       <w:pPr>
-        <w:pStyle w:val="Heading3"/>
+        <w:pStyle w:val="berschrift3"/>
       </w:pPr>
       <w:bookmarkStart w:id="10" w:name="a-regeln-einfach"/>
       <w:r>
@@ -1074,7 +1100,7 @@
     </w:p>
     <w:p>
       <w:pPr>
-        <w:pStyle w:val="Heading3"/>
+        <w:pStyle w:val="berschrift3"/>
       </w:pPr>
       <w:bookmarkStart w:id="11" w:name="b-sitemapskizze-hier-einzeichnen"/>
       <w:bookmarkEnd w:id="10"/>
@@ -1420,7 +1446,7 @@
     </w:p>
     <w:p>
       <w:pPr>
-        <w:pStyle w:val="Heading3"/>
+        <w:pStyle w:val="berschrift3"/>
       </w:pPr>
       <w:bookmarkStart w:id="12" w:name="X8b620037230ffd3384830e6c992473e481e8a14"/>
       <w:bookmarkEnd w:id="11"/>
@@ -1481,6 +1507,9 @@
     </w:p>
     <w:p>
       <w:r>
+        <w:rPr>
+          <w:noProof/>
+        </w:rPr>
         <w:lastRenderedPageBreak/>
         <w:drawing>
           <wp:inline distT="0" distB="0" distL="0" distR="0" wp14:anchorId="5CA4108F" wp14:editId="74977F7A">
@@ -1526,7 +1555,7 @@
     </w:p>
     <w:p>
       <w:pPr>
-        <w:pStyle w:val="Heading1"/>
+        <w:pStyle w:val="berschrift1"/>
       </w:pPr>
       <w:bookmarkStart w:id="13" w:name="menücheck-passt-die-navigation"/>
       <w:bookmarkEnd w:id="9"/>
@@ -1549,7 +1578,7 @@
     </w:p>
     <w:p>
       <w:pPr>
-        <w:pStyle w:val="Heading3"/>
+        <w:pStyle w:val="berschrift3"/>
       </w:pPr>
       <w:bookmarkStart w:id="14" w:name="a-checkliste-ankreuzen"/>
       <w:r>
@@ -1707,7 +1736,7 @@
     </w:p>
     <w:p>
       <w:pPr>
-        <w:pStyle w:val="Heading3"/>
+        <w:pStyle w:val="berschrift3"/>
       </w:pPr>
       <w:bookmarkStart w:id="15" w:name="b-menü-hier-final-notieren"/>
       <w:bookmarkEnd w:id="14"/>
@@ -1747,7 +1776,7 @@
     <w:p/>
     <w:tbl>
       <w:tblPr>
-        <w:tblStyle w:val="TableGrid"/>
+        <w:tblStyle w:val="Tabellenraster"/>
         <w:tblW w:w="0" w:type="auto"/>
         <w:tblBorders>
           <w:left w:val="none" w:sz="0" w:space="0" w:color="auto"/>
@@ -1786,7 +1815,7 @@
     <w:p/>
     <w:p>
       <w:pPr>
-        <w:pStyle w:val="Heading1"/>
+        <w:pStyle w:val="berschrift1"/>
       </w:pPr>
       <w:bookmarkStart w:id="16" w:name="wireframevorlage-lowfi"/>
       <w:bookmarkEnd w:id="13"/>
@@ -1809,7 +1838,7 @@
     </w:p>
     <w:p>
       <w:pPr>
-        <w:pStyle w:val="Heading3"/>
+        <w:pStyle w:val="berschrift3"/>
       </w:pPr>
       <w:bookmarkStart w:id="17" w:name="X36dfcc5413e5768bbd78b4eb6e101ddcb6854b0"/>
       <w:r>
@@ -1890,7 +1919,7 @@
     </w:p>
     <w:p>
       <w:pPr>
-        <w:pStyle w:val="Heading3"/>
+        <w:pStyle w:val="berschrift3"/>
       </w:pPr>
       <w:bookmarkStart w:id="18" w:name="b-wireframe-1-startseite-zeichnen"/>
       <w:bookmarkEnd w:id="17"/>
@@ -1961,7 +1990,7 @@
     </w:p>
     <w:p>
       <w:pPr>
-        <w:pStyle w:val="Heading4"/>
+        <w:pStyle w:val="berschrift4"/>
       </w:pPr>
       <w:bookmarkStart w:id="19" w:name="X5a3a90434a3f3f659e0e4afef0a2c9ee0624b50"/>
       <w:r>
@@ -1996,7 +2025,15 @@
     </w:p>
     <w:p>
       <w:r>
-        <w:t xml:space="preserve">Du bist UX-Designer:in. </w:t>
+        <w:t>Du bist UX-</w:t>
+      </w:r>
+      <w:proofErr w:type="gramStart"/>
+      <w:r>
+        <w:t>Designer:in.</w:t>
+      </w:r>
+      <w:proofErr w:type="gramEnd"/>
+      <w:r>
+        <w:t xml:space="preserve"> </w:t>
       </w:r>
     </w:p>
     <w:p>
@@ -2113,7 +2150,15 @@
         <w:t>Resultat:</w:t>
       </w:r>
       <w:r>
-        <w:t xml:space="preserve"> 1. kurze Begründung des Aufbaus 2. ASCII-Wireframe 3. Hinweise, was wir noch selbst prüfen sollten</w:t>
+        <w:t xml:space="preserve"> 1. kurze Begründung des Aufbaus 2. ASCII-Wireframe 3. Hinweise, was wir noch selbst </w:t>
+      </w:r>
+      <w:proofErr w:type="gramStart"/>
+      <w:r>
+        <w:t>prüfen</w:t>
+      </w:r>
+      <w:proofErr w:type="gramEnd"/>
+      <w:r>
+        <w:t xml:space="preserve"> sollten</w:t>
       </w:r>
     </w:p>
     <w:p/>
@@ -2246,7 +2291,7 @@
     </w:p>
     <w:p>
       <w:pPr>
-        <w:pStyle w:val="Heading3"/>
+        <w:pStyle w:val="berschrift3"/>
       </w:pPr>
       <w:bookmarkStart w:id="20" w:name="Xa9ce6a361f50dd4247431f7618f9e0bd9e609f8"/>
       <w:bookmarkEnd w:id="18"/>
@@ -2309,7 +2354,7 @@
     </w:p>
     <w:p>
       <w:pPr>
-        <w:pStyle w:val="Heading3"/>
+        <w:pStyle w:val="berschrift3"/>
       </w:pPr>
       <w:bookmarkStart w:id="21" w:name="d-wireframe-3-kontaktconversion-zeichnen"/>
       <w:bookmarkEnd w:id="20"/>
@@ -2374,7 +2419,7 @@
     </w:p>
     <w:p>
       <w:pPr>
-        <w:pStyle w:val="Heading1"/>
+        <w:pStyle w:val="berschrift1"/>
         <w:rPr>
           <w:lang w:val="en-US"/>
         </w:rPr>
@@ -2409,7 +2454,7 @@
     </w:p>
     <w:p>
       <w:pPr>
-        <w:pStyle w:val="Heading3"/>
+        <w:pStyle w:val="berschrift3"/>
       </w:pPr>
       <w:bookmarkStart w:id="23" w:name="anleitung-2-minuten"/>
       <w:r>
@@ -2474,7 +2519,7 @@
     </w:p>
     <w:p>
       <w:pPr>
-        <w:pStyle w:val="Heading3"/>
+        <w:pStyle w:val="berschrift3"/>
       </w:pPr>
       <w:bookmarkStart w:id="24" w:name="X8ef4f889eb1cc5b10cc8cdd57fec9bf4157baed"/>
       <w:bookmarkEnd w:id="23"/>
@@ -2786,7 +2831,7 @@
     </w:p>
     <w:p>
       <w:pPr>
-        <w:pStyle w:val="Heading2"/>
+        <w:pStyle w:val="berschrift2"/>
       </w:pPr>
       <w:bookmarkStart w:id="25" w:name="abgabe-was-ihr-am-schluss-habt"/>
       <w:bookmarkEnd w:id="24"/>
@@ -2813,7 +2858,15 @@
         </w:numPr>
       </w:pPr>
       <w:r>
-        <w:t>Cluster/„Karten“ + Cluster‑Namen</w:t>
+        <w:t>Cluster</w:t>
+      </w:r>
+      <w:proofErr w:type="gramStart"/>
+      <w:r>
+        <w:t>/„</w:t>
+      </w:r>
+      <w:proofErr w:type="gramEnd"/>
+      <w:r>
+        <w:t>Karten“ + Cluster‑Namen</w:t>
       </w:r>
     </w:p>
     <w:p>
@@ -2900,7 +2953,7 @@
 <w:ftr xmlns:wpc="http://schemas.microsoft.com/office/word/2010/wordprocessingCanvas" xmlns:cx="http://schemas.microsoft.com/office/drawing/2014/chartex" xmlns:cx1="http://schemas.microsoft.com/office/drawing/2015/9/8/chartex" xmlns:cx2="http://schemas.microsoft.com/office/drawing/2015/10/21/chartex" xmlns:cx3="http://schemas.microsoft.com/office/drawing/2016/5/9/chartex" xmlns:cx4="http://schemas.microsoft.com/office/drawing/2016/5/10/chartex" xmlns:cx5="http://schemas.microsoft.com/office/drawing/2016/5/11/chartex" xmlns:cx6="http://schemas.microsoft.com/office/drawing/2016/5/12/chartex" xmlns:cx7="http://schemas.microsoft.com/office/drawing/2016/5/13/chartex" xmlns:cx8="http://schemas.microsoft.com/office/drawing/2016/5/14/chartex" xmlns:mc="http://schemas.openxmlformats.org/markup-compatibility/2006" xmlns:aink="http://schemas.microsoft.com/office/drawing/2016/ink" xmlns:am3d="http://schemas.microsoft.com/office/drawing/2017/model3d" xmlns:o="urn:schemas-microsoft-com:office:office" xmlns:oel="http://schemas.microsoft.com/office/2019/extlst" xmlns:r="http://schemas.openxmlformats.org/officeDocument/2006/relationships" xmlns:m="http://schemas.openxmlformats.org/officeDocument/2006/math" xmlns:v="urn:schemas-microsoft-com:vml" xmlns:wp14="http://schemas.microsoft.com/office/word/2010/wordprocessingDrawing" xmlns:wp="http://schemas.openxmlformats.org/drawingml/2006/wordprocessingDrawing" xmlns:w10="urn:schemas-microsoft-com:office:word" xmlns:w="http://schemas.openxmlformats.org/wordprocessingml/2006/main" xmlns:w14="http://schemas.microsoft.com/office/word/2010/wordml" xmlns:w15="http://schemas.microsoft.com/office/word/2012/wordml" xmlns:w16cex="http://schemas.microsoft.com/office/word/2018/wordml/cex" xmlns:w16cid="http://schemas.microsoft.com/office/word/2016/wordml/cid" xmlns:w16="http://schemas.microsoft.com/office/word/2018/wordml" xmlns:w16du="http://schemas.microsoft.com/office/word/2023/wordml/word16du" xmlns:w16sdtdh="http://schemas.microsoft.com/office/word/2020/wordml/sdtdatahash" xmlns:w16sdtfl="http://schemas.microsoft.com/office/word/2024/wordml/sdtformatlock" xmlns:w16se="http://schemas.microsoft.com/office/word/2015/wordml/symex" xmlns:wpg="http://schemas.microsoft.com/office/word/2010/wordprocessingGroup" xmlns:wpi="http://schemas.microsoft.com/office/word/2010/wordprocessingInk" xmlns:wne="http://schemas.microsoft.com/office/word/2006/wordml" xmlns:wps="http://schemas.microsoft.com/office/word/2010/wordprocessingShape" mc:Ignorable="w14 w15 w16se w16cid w16 w16cex w16sdtdh w16sdtfl w16du wp14">
   <w:p>
     <w:pPr>
-      <w:pStyle w:val="Footer"/>
+      <w:pStyle w:val="Fuzeile"/>
       <w:rPr>
         <w:rFonts w:cs="Segoe UI"/>
         <w:sz w:val="16"/>
@@ -3061,7 +3114,7 @@
 <w:ftr xmlns:wpc="http://schemas.microsoft.com/office/word/2010/wordprocessingCanvas" xmlns:cx="http://schemas.microsoft.com/office/drawing/2014/chartex" xmlns:cx1="http://schemas.microsoft.com/office/drawing/2015/9/8/chartex" xmlns:cx2="http://schemas.microsoft.com/office/drawing/2015/10/21/chartex" xmlns:cx3="http://schemas.microsoft.com/office/drawing/2016/5/9/chartex" xmlns:cx4="http://schemas.microsoft.com/office/drawing/2016/5/10/chartex" xmlns:cx5="http://schemas.microsoft.com/office/drawing/2016/5/11/chartex" xmlns:cx6="http://schemas.microsoft.com/office/drawing/2016/5/12/chartex" xmlns:cx7="http://schemas.microsoft.com/office/drawing/2016/5/13/chartex" xmlns:cx8="http://schemas.microsoft.com/office/drawing/2016/5/14/chartex" xmlns:mc="http://schemas.openxmlformats.org/markup-compatibility/2006" xmlns:aink="http://schemas.microsoft.com/office/drawing/2016/ink" xmlns:am3d="http://schemas.microsoft.com/office/drawing/2017/model3d" xmlns:o="urn:schemas-microsoft-com:office:office" xmlns:oel="http://schemas.microsoft.com/office/2019/extlst" xmlns:r="http://schemas.openxmlformats.org/officeDocument/2006/relationships" xmlns:m="http://schemas.openxmlformats.org/officeDocument/2006/math" xmlns:v="urn:schemas-microsoft-com:vml" xmlns:wp14="http://schemas.microsoft.com/office/word/2010/wordprocessingDrawing" xmlns:wp="http://schemas.openxmlformats.org/drawingml/2006/wordprocessingDrawing" xmlns:w10="urn:schemas-microsoft-com:office:word" xmlns:w="http://schemas.openxmlformats.org/wordprocessingml/2006/main" xmlns:w14="http://schemas.microsoft.com/office/word/2010/wordml" xmlns:w15="http://schemas.microsoft.com/office/word/2012/wordml" xmlns:w16cex="http://schemas.microsoft.com/office/word/2018/wordml/cex" xmlns:w16cid="http://schemas.microsoft.com/office/word/2016/wordml/cid" xmlns:w16="http://schemas.microsoft.com/office/word/2018/wordml" xmlns:w16du="http://schemas.microsoft.com/office/word/2023/wordml/word16du" xmlns:w16sdtdh="http://schemas.microsoft.com/office/word/2020/wordml/sdtdatahash" xmlns:w16sdtfl="http://schemas.microsoft.com/office/word/2024/wordml/sdtformatlock" xmlns:w16se="http://schemas.microsoft.com/office/word/2015/wordml/symex" xmlns:wpg="http://schemas.microsoft.com/office/word/2010/wordprocessingGroup" xmlns:wpi="http://schemas.microsoft.com/office/word/2010/wordprocessingInk" xmlns:wne="http://schemas.microsoft.com/office/word/2006/wordml" xmlns:wps="http://schemas.microsoft.com/office/word/2010/wordprocessingShape" mc:Ignorable="w14 w15 w16se w16cid w16 w16cex w16sdtdh w16sdtfl w16du wp14">
   <w:p>
     <w:pPr>
-      <w:pStyle w:val="NoSpacing"/>
+      <w:pStyle w:val="KeinLeerraum"/>
       <w:tabs>
         <w:tab w:val="left" w:pos="2515"/>
       </w:tabs>
@@ -4501,7 +4554,7 @@
     <w:lvl w:ilvl="0">
       <w:start w:val="1"/>
       <w:numFmt w:val="decimal"/>
-      <w:pStyle w:val="Heading1"/>
+      <w:pStyle w:val="berschrift1"/>
       <w:suff w:val="space"/>
       <w:lvlText w:val="%1"/>
       <w:lvlJc w:val="left"/>
@@ -4515,7 +4568,7 @@
     <w:lvl w:ilvl="1">
       <w:start w:val="1"/>
       <w:numFmt w:val="decimal"/>
-      <w:pStyle w:val="Heading2"/>
+      <w:pStyle w:val="berschrift2"/>
       <w:suff w:val="space"/>
       <w:lvlText w:val="%1.%2"/>
       <w:lvlJc w:val="left"/>
@@ -4529,7 +4582,7 @@
     <w:lvl w:ilvl="2">
       <w:start w:val="1"/>
       <w:numFmt w:val="decimal"/>
-      <w:pStyle w:val="Heading3"/>
+      <w:pStyle w:val="berschrift3"/>
       <w:suff w:val="space"/>
       <w:lvlText w:val="%1.%2.%3"/>
       <w:lvlJc w:val="left"/>
@@ -4543,7 +4596,7 @@
     <w:lvl w:ilvl="3">
       <w:start w:val="1"/>
       <w:numFmt w:val="decimal"/>
-      <w:pStyle w:val="Heading4"/>
+      <w:pStyle w:val="berschrift4"/>
       <w:suff w:val="space"/>
       <w:lvlText w:val="%1.%2.%3.%4"/>
       <w:lvlJc w:val="left"/>
@@ -4557,7 +4610,7 @@
     <w:lvl w:ilvl="4">
       <w:start w:val="1"/>
       <w:numFmt w:val="decimal"/>
-      <w:pStyle w:val="Heading5"/>
+      <w:pStyle w:val="berschrift5"/>
       <w:suff w:val="space"/>
       <w:lvlText w:val="%1.%2.%3.%4.%5"/>
       <w:lvlJc w:val="left"/>
@@ -4571,7 +4624,7 @@
     <w:lvl w:ilvl="5">
       <w:start w:val="1"/>
       <w:numFmt w:val="decimal"/>
-      <w:pStyle w:val="Heading6"/>
+      <w:pStyle w:val="berschrift6"/>
       <w:suff w:val="space"/>
       <w:lvlText w:val="%1.%2.%3.%4.%5.%6"/>
       <w:lvlJc w:val="left"/>
@@ -4585,7 +4638,7 @@
     <w:lvl w:ilvl="6">
       <w:start w:val="1"/>
       <w:numFmt w:val="decimal"/>
-      <w:pStyle w:val="Heading7"/>
+      <w:pStyle w:val="berschrift7"/>
       <w:suff w:val="space"/>
       <w:lvlText w:val="%1.%2.%3.%4.%5.%6.%7"/>
       <w:lvlJc w:val="left"/>
@@ -4599,7 +4652,7 @@
     <w:lvl w:ilvl="7">
       <w:start w:val="1"/>
       <w:numFmt w:val="decimal"/>
-      <w:pStyle w:val="Heading8"/>
+      <w:pStyle w:val="berschrift8"/>
       <w:suff w:val="space"/>
       <w:lvlText w:val="%1.%2.%3.%4.%5.%6.%7.%8"/>
       <w:lvlJc w:val="left"/>
@@ -4613,7 +4666,7 @@
     <w:lvl w:ilvl="8">
       <w:start w:val="1"/>
       <w:numFmt w:val="decimal"/>
-      <w:pStyle w:val="Heading9"/>
+      <w:pStyle w:val="berschrift9"/>
       <w:suff w:val="space"/>
       <w:lvlText w:val="%1.%2.%3.%4.%5.%6.%7.%8.%9"/>
       <w:lvlJc w:val="left"/>
@@ -5492,16 +5545,16 @@
     <w:lsdException w:name="Unresolved Mention" w:semiHidden="1" w:uiPriority="99" w:unhideWhenUsed="1"/>
     <w:lsdException w:name="Smart Link" w:semiHidden="1" w:uiPriority="99" w:unhideWhenUsed="1"/>
   </w:latentStyles>
-  <w:style w:type="paragraph" w:default="1" w:styleId="Normal">
+  <w:style w:type="paragraph" w:default="1" w:styleId="Standard">
     <w:name w:val="Normal"/>
     <w:qFormat/>
     <w:rsid w:val="00535CA8"/>
   </w:style>
-  <w:style w:type="paragraph" w:styleId="Heading1">
+  <w:style w:type="paragraph" w:styleId="berschrift1">
     <w:name w:val="heading 1"/>
-    <w:basedOn w:val="Normal"/>
-    <w:next w:val="Normal"/>
-    <w:link w:val="Heading1Char"/>
+    <w:basedOn w:val="Standard"/>
+    <w:next w:val="Standard"/>
+    <w:link w:val="berschrift1Zchn"/>
     <w:uiPriority w:val="9"/>
     <w:qFormat/>
     <w:rsid w:val="00C3151E"/>
@@ -5522,11 +5575,11 @@
       <w:szCs w:val="32"/>
     </w:rPr>
   </w:style>
-  <w:style w:type="paragraph" w:styleId="Heading2">
+  <w:style w:type="paragraph" w:styleId="berschrift2">
     <w:name w:val="heading 2"/>
-    <w:basedOn w:val="Normal"/>
-    <w:next w:val="Normal"/>
-    <w:link w:val="Heading2Char"/>
+    <w:basedOn w:val="Standard"/>
+    <w:next w:val="Standard"/>
+    <w:link w:val="berschrift2Zchn"/>
     <w:uiPriority w:val="9"/>
     <w:qFormat/>
     <w:rsid w:val="00086EFC"/>
@@ -5549,11 +5602,11 @@
       <w:szCs w:val="28"/>
     </w:rPr>
   </w:style>
-  <w:style w:type="paragraph" w:styleId="Heading3">
+  <w:style w:type="paragraph" w:styleId="berschrift3">
     <w:name w:val="heading 3"/>
-    <w:basedOn w:val="Normal"/>
-    <w:next w:val="Normal"/>
-    <w:link w:val="Heading3Char"/>
+    <w:basedOn w:val="Standard"/>
+    <w:next w:val="Standard"/>
+    <w:link w:val="berschrift3Zchn"/>
     <w:uiPriority w:val="9"/>
     <w:qFormat/>
     <w:rsid w:val="00086EFC"/>
@@ -5574,11 +5627,11 @@
       <w:szCs w:val="26"/>
     </w:rPr>
   </w:style>
-  <w:style w:type="paragraph" w:styleId="Heading4">
+  <w:style w:type="paragraph" w:styleId="berschrift4">
     <w:name w:val="heading 4"/>
-    <w:basedOn w:val="Normal"/>
-    <w:next w:val="Normal"/>
-    <w:link w:val="Heading4Char"/>
+    <w:basedOn w:val="Standard"/>
+    <w:next w:val="Standard"/>
+    <w:link w:val="berschrift4Zchn"/>
     <w:uiPriority w:val="9"/>
     <w:qFormat/>
     <w:rsid w:val="00FB17BC"/>
@@ -5598,10 +5651,10 @@
       <w:szCs w:val="28"/>
     </w:rPr>
   </w:style>
-  <w:style w:type="paragraph" w:styleId="Heading5">
+  <w:style w:type="paragraph" w:styleId="berschrift5">
     <w:name w:val="heading 5"/>
-    <w:basedOn w:val="Normal"/>
-    <w:next w:val="Normal"/>
+    <w:basedOn w:val="Standard"/>
+    <w:next w:val="Standard"/>
     <w:uiPriority w:val="9"/>
     <w:rsid w:val="00985C95"/>
     <w:pPr>
@@ -5619,10 +5672,10 @@
       <w:szCs w:val="26"/>
     </w:rPr>
   </w:style>
-  <w:style w:type="paragraph" w:styleId="Heading6">
+  <w:style w:type="paragraph" w:styleId="berschrift6">
     <w:name w:val="heading 6"/>
-    <w:basedOn w:val="Normal"/>
-    <w:next w:val="Normal"/>
+    <w:basedOn w:val="Standard"/>
+    <w:next w:val="Standard"/>
     <w:uiPriority w:val="9"/>
     <w:rsid w:val="00985C95"/>
     <w:pPr>
@@ -5638,10 +5691,10 @@
       <w:bCs/>
     </w:rPr>
   </w:style>
-  <w:style w:type="paragraph" w:styleId="Heading7">
+  <w:style w:type="paragraph" w:styleId="berschrift7">
     <w:name w:val="heading 7"/>
-    <w:basedOn w:val="Normal"/>
-    <w:next w:val="Normal"/>
+    <w:basedOn w:val="Standard"/>
+    <w:next w:val="Standard"/>
     <w:uiPriority w:val="9"/>
     <w:rsid w:val="00985C95"/>
     <w:pPr>
@@ -5656,10 +5709,10 @@
       <w:b/>
     </w:rPr>
   </w:style>
-  <w:style w:type="paragraph" w:styleId="Heading8">
+  <w:style w:type="paragraph" w:styleId="berschrift8">
     <w:name w:val="heading 8"/>
-    <w:basedOn w:val="Normal"/>
-    <w:next w:val="Normal"/>
+    <w:basedOn w:val="Standard"/>
+    <w:next w:val="Standard"/>
     <w:uiPriority w:val="9"/>
     <w:rsid w:val="00985C95"/>
     <w:pPr>
@@ -5675,10 +5728,10 @@
       <w:iCs/>
     </w:rPr>
   </w:style>
-  <w:style w:type="paragraph" w:styleId="Heading9">
+  <w:style w:type="paragraph" w:styleId="berschrift9">
     <w:name w:val="heading 9"/>
-    <w:basedOn w:val="Normal"/>
-    <w:next w:val="Normal"/>
+    <w:basedOn w:val="Standard"/>
+    <w:next w:val="Standard"/>
     <w:uiPriority w:val="9"/>
     <w:rsid w:val="00985C95"/>
     <w:pPr>
@@ -5694,12 +5747,13 @@
       <w:b/>
     </w:rPr>
   </w:style>
-  <w:style w:type="character" w:default="1" w:styleId="DefaultParagraphFont">
+  <w:style w:type="character" w:default="1" w:styleId="Absatz-Standardschriftart">
     <w:name w:val="Default Paragraph Font"/>
     <w:uiPriority w:val="1"/>
+    <w:semiHidden/>
     <w:unhideWhenUsed/>
   </w:style>
-  <w:style w:type="table" w:default="1" w:styleId="TableNormal">
+  <w:style w:type="table" w:default="1" w:styleId="NormaleTabelle">
     <w:name w:val="Normal Table"/>
     <w:uiPriority w:val="99"/>
     <w:semiHidden/>
@@ -5714,16 +5768,16 @@
       </w:tblCellMar>
     </w:tblPr>
   </w:style>
-  <w:style w:type="numbering" w:default="1" w:styleId="NoList">
+  <w:style w:type="numbering" w:default="1" w:styleId="KeineListe">
     <w:name w:val="No List"/>
     <w:uiPriority w:val="99"/>
     <w:semiHidden/>
     <w:unhideWhenUsed/>
   </w:style>
-  <w:style w:type="character" w:customStyle="1" w:styleId="Heading1Char">
-    <w:name w:val="Heading 1 Char"/>
-    <w:basedOn w:val="DefaultParagraphFont"/>
-    <w:link w:val="Heading1"/>
+  <w:style w:type="character" w:customStyle="1" w:styleId="berschrift1Zchn">
+    <w:name w:val="Überschrift 1 Zchn"/>
+    <w:basedOn w:val="Absatz-Standardschriftart"/>
+    <w:link w:val="berschrift1"/>
     <w:uiPriority w:val="9"/>
     <w:rsid w:val="00C3151E"/>
     <w:rPr>
@@ -5738,7 +5792,7 @@
   </w:style>
   <w:style w:type="paragraph" w:customStyle="1" w:styleId="Betreff">
     <w:name w:val="Betreff"/>
-    <w:basedOn w:val="Normal"/>
+    <w:basedOn w:val="Standard"/>
     <w:rsid w:val="00BC56F3"/>
     <w:rPr>
       <w:b/>
@@ -5747,7 +5801,7 @@
   </w:style>
   <w:style w:type="paragraph" w:customStyle="1" w:styleId="AbsenderText">
     <w:name w:val="Absender_Text"/>
-    <w:basedOn w:val="Normal"/>
+    <w:basedOn w:val="Standard"/>
     <w:uiPriority w:val="1"/>
     <w:rPr>
       <w:rFonts w:cs="Arial"/>
@@ -5763,9 +5817,9 @@
       <w:b/>
     </w:rPr>
   </w:style>
-  <w:style w:type="character" w:styleId="PlaceholderText">
+  <w:style w:type="character" w:styleId="Platzhaltertext">
     <w:name w:val="Placeholder Text"/>
-    <w:basedOn w:val="DefaultParagraphFont"/>
+    <w:basedOn w:val="Absatz-Standardschriftart"/>
     <w:uiPriority w:val="99"/>
     <w:semiHidden/>
     <w:rsid w:val="00363BB4"/>
@@ -5776,7 +5830,7 @@
   </w:style>
   <w:style w:type="paragraph" w:customStyle="1" w:styleId="Topic450">
     <w:name w:val="Topic450"/>
-    <w:basedOn w:val="Normal"/>
+    <w:basedOn w:val="Standard"/>
     <w:rsid w:val="007B5068"/>
     <w:pPr>
       <w:ind w:left="2552" w:hanging="2552"/>
@@ -5787,7 +5841,7 @@
   </w:style>
   <w:style w:type="paragraph" w:customStyle="1" w:styleId="Topic450Line">
     <w:name w:val="Topic450Line"/>
-    <w:basedOn w:val="Normal"/>
+    <w:basedOn w:val="Standard"/>
     <w:rsid w:val="00832D01"/>
     <w:pPr>
       <w:tabs>
@@ -5798,7 +5852,7 @@
   </w:style>
   <w:style w:type="paragraph" w:customStyle="1" w:styleId="Topic750">
     <w:name w:val="Topic750"/>
-    <w:basedOn w:val="Normal"/>
+    <w:basedOn w:val="Standard"/>
     <w:rsid w:val="007B5068"/>
     <w:pPr>
       <w:ind w:left="4253" w:hanging="4253"/>
@@ -5806,7 +5860,7 @@
   </w:style>
   <w:style w:type="paragraph" w:customStyle="1" w:styleId="NormalKeepTogether">
     <w:name w:val="NormalKeepTogether"/>
-    <w:basedOn w:val="Normal"/>
+    <w:basedOn w:val="Standard"/>
     <w:rsid w:val="00156F24"/>
     <w:pPr>
       <w:keepNext/>
@@ -5815,7 +5869,7 @@
   </w:style>
   <w:style w:type="paragraph" w:customStyle="1" w:styleId="PositionWithValue">
     <w:name w:val="PositionWithValue"/>
-    <w:basedOn w:val="Normal"/>
+    <w:basedOn w:val="Standard"/>
     <w:rsid w:val="00156F24"/>
     <w:pPr>
       <w:tabs>
@@ -5827,8 +5881,8 @@
   </w:style>
   <w:style w:type="paragraph" w:customStyle="1" w:styleId="SignatureText">
     <w:name w:val="SignatureText"/>
-    <w:basedOn w:val="Normal"/>
-    <w:next w:val="Normal"/>
+    <w:basedOn w:val="Standard"/>
+    <w:next w:val="Standard"/>
     <w:rsid w:val="00156F24"/>
     <w:pPr>
       <w:keepNext/>
@@ -5843,7 +5897,7 @@
   </w:style>
   <w:style w:type="paragraph" w:customStyle="1" w:styleId="SignatureLines">
     <w:name w:val="SignatureLines"/>
-    <w:basedOn w:val="Normal"/>
+    <w:basedOn w:val="Standard"/>
     <w:next w:val="SignatureText"/>
     <w:rsid w:val="00156F24"/>
     <w:pPr>
@@ -5861,7 +5915,7 @@
   </w:style>
   <w:style w:type="paragraph" w:customStyle="1" w:styleId="Topic075">
     <w:name w:val="Topic075"/>
-    <w:basedOn w:val="Normal"/>
+    <w:basedOn w:val="Standard"/>
     <w:rsid w:val="007B5068"/>
     <w:pPr>
       <w:ind w:left="425" w:hanging="425"/>
@@ -5869,7 +5923,7 @@
   </w:style>
   <w:style w:type="paragraph" w:customStyle="1" w:styleId="Topic300">
     <w:name w:val="Topic300"/>
-    <w:basedOn w:val="Normal"/>
+    <w:basedOn w:val="Standard"/>
     <w:rsid w:val="007B5068"/>
     <w:pPr>
       <w:ind w:left="1701" w:hanging="1701"/>
@@ -5877,7 +5931,7 @@
   </w:style>
   <w:style w:type="paragraph" w:customStyle="1" w:styleId="Topic600">
     <w:name w:val="Topic600"/>
-    <w:basedOn w:val="Normal"/>
+    <w:basedOn w:val="Standard"/>
     <w:rsid w:val="007B5068"/>
     <w:pPr>
       <w:ind w:left="3402" w:hanging="3402"/>
@@ -5885,7 +5939,7 @@
   </w:style>
   <w:style w:type="paragraph" w:customStyle="1" w:styleId="Topic900">
     <w:name w:val="Topic900"/>
-    <w:basedOn w:val="Normal"/>
+    <w:basedOn w:val="Standard"/>
     <w:rsid w:val="007B5068"/>
     <w:pPr>
       <w:ind w:left="5103" w:hanging="5103"/>
@@ -5893,7 +5947,7 @@
   </w:style>
   <w:style w:type="paragraph" w:customStyle="1" w:styleId="Topic075Line">
     <w:name w:val="Topic075Line"/>
-    <w:basedOn w:val="Normal"/>
+    <w:basedOn w:val="Standard"/>
     <w:rsid w:val="00832D01"/>
     <w:pPr>
       <w:tabs>
@@ -5904,7 +5958,7 @@
   </w:style>
   <w:style w:type="paragraph" w:customStyle="1" w:styleId="Topic300Line">
     <w:name w:val="Topic300Line"/>
-    <w:basedOn w:val="Normal"/>
+    <w:basedOn w:val="Standard"/>
     <w:rsid w:val="00832D01"/>
     <w:pPr>
       <w:tabs>
@@ -5915,7 +5969,7 @@
   </w:style>
   <w:style w:type="paragraph" w:customStyle="1" w:styleId="Topic600Line">
     <w:name w:val="Topic600Line"/>
-    <w:basedOn w:val="Normal"/>
+    <w:basedOn w:val="Standard"/>
     <w:rsid w:val="00832D01"/>
     <w:pPr>
       <w:tabs>
@@ -5926,7 +5980,7 @@
   </w:style>
   <w:style w:type="paragraph" w:customStyle="1" w:styleId="Topic900Line">
     <w:name w:val="Topic900Line"/>
-    <w:basedOn w:val="Normal"/>
+    <w:basedOn w:val="Standard"/>
     <w:rsid w:val="00832D01"/>
     <w:pPr>
       <w:tabs>
@@ -5937,7 +5991,7 @@
   </w:style>
   <w:style w:type="paragraph" w:customStyle="1" w:styleId="ListWithSymbols">
     <w:name w:val="ListWithSymbols"/>
-    <w:basedOn w:val="Normal"/>
+    <w:basedOn w:val="Standard"/>
     <w:rsid w:val="00033EFE"/>
     <w:pPr>
       <w:numPr>
@@ -5948,7 +6002,7 @@
   </w:style>
   <w:style w:type="paragraph" w:customStyle="1" w:styleId="ListWithLetters">
     <w:name w:val="ListWithLetters"/>
-    <w:basedOn w:val="Normal"/>
+    <w:basedOn w:val="Standard"/>
     <w:rsid w:val="00A36F0F"/>
     <w:pPr>
       <w:numPr>
@@ -5962,7 +6016,7 @@
   </w:style>
   <w:style w:type="paragraph" w:customStyle="1" w:styleId="ListWithCheckboxes">
     <w:name w:val="ListWithCheckboxes"/>
-    <w:basedOn w:val="Normal"/>
+    <w:basedOn w:val="Standard"/>
     <w:rsid w:val="00C3151E"/>
     <w:pPr>
       <w:numPr>
@@ -5989,7 +6043,7 @@
       <w:sz w:val="8"/>
     </w:rPr>
   </w:style>
-  <w:style w:type="character" w:styleId="Strong">
+  <w:style w:type="character" w:styleId="Fett">
     <w:name w:val="Strong"/>
     <w:qFormat/>
     <w:rsid w:val="00256E98"/>
@@ -6000,7 +6054,7 @@
   </w:style>
   <w:style w:type="paragraph" w:customStyle="1" w:styleId="Inhalts-Typ">
     <w:name w:val="Inhalts-Typ"/>
-    <w:basedOn w:val="Normal"/>
+    <w:basedOn w:val="Standard"/>
     <w:link w:val="Inhalts-TypZchn"/>
     <w:rsid w:val="00BC56F3"/>
     <w:rPr>
@@ -6021,10 +6075,10 @@
       <w:sz w:val="24"/>
     </w:rPr>
   </w:style>
-  <w:style w:type="paragraph" w:styleId="Subtitle">
+  <w:style w:type="paragraph" w:styleId="Untertitel">
     <w:name w:val="Subtitle"/>
-    <w:basedOn w:val="Normal"/>
-    <w:next w:val="Normal"/>
+    <w:basedOn w:val="Standard"/>
+    <w:next w:val="Standard"/>
     <w:qFormat/>
     <w:rsid w:val="0058360E"/>
     <w:pPr>
@@ -6041,7 +6095,7 @@
   </w:style>
   <w:style w:type="paragraph" w:customStyle="1" w:styleId="Topic750Line">
     <w:name w:val="Topic750Line"/>
-    <w:basedOn w:val="Normal"/>
+    <w:basedOn w:val="Standard"/>
     <w:rsid w:val="00832D01"/>
     <w:pPr>
       <w:tabs>
@@ -6052,7 +6106,7 @@
   </w:style>
   <w:style w:type="paragraph" w:customStyle="1" w:styleId="Art-Text">
     <w:name w:val="Art-Text"/>
-    <w:basedOn w:val="Normal"/>
+    <w:basedOn w:val="Standard"/>
     <w:rsid w:val="00095D55"/>
     <w:pPr>
       <w:ind w:left="425" w:hanging="425"/>
@@ -6061,7 +6115,7 @@
       <w:lang w:val="en-US"/>
     </w:rPr>
   </w:style>
-  <w:style w:type="character" w:styleId="Emphasis">
+  <w:style w:type="character" w:styleId="Hervorhebung">
     <w:name w:val="Emphasis"/>
     <w:uiPriority w:val="3"/>
     <w:rsid w:val="00203054"/>
@@ -6072,7 +6126,7 @@
   </w:style>
   <w:style w:type="paragraph" w:customStyle="1" w:styleId="CityDate">
     <w:name w:val="CityDate"/>
-    <w:basedOn w:val="Normal"/>
+    <w:basedOn w:val="Standard"/>
     <w:rsid w:val="008B7918"/>
     <w:pPr>
       <w:spacing w:before="240"/>
@@ -6088,25 +6142,25 @@
   </w:style>
   <w:style w:type="paragraph" w:customStyle="1" w:styleId="Fusszeile-Pfad">
     <w:name w:val="Fusszeile-Pfad"/>
-    <w:basedOn w:val="Normal"/>
+    <w:basedOn w:val="Standard"/>
     <w:rsid w:val="002C10EE"/>
     <w:rPr>
       <w:color w:val="808080"/>
       <w:sz w:val="12"/>
     </w:rPr>
   </w:style>
-  <w:style w:type="paragraph" w:styleId="EnvelopeReturn">
+  <w:style w:type="paragraph" w:styleId="Umschlagabsenderadresse">
     <w:name w:val="envelope return"/>
-    <w:basedOn w:val="Normal"/>
+    <w:basedOn w:val="Standard"/>
     <w:semiHidden/>
     <w:rsid w:val="00FE274A"/>
     <w:rPr>
       <w:rFonts w:cs="Arial"/>
     </w:rPr>
   </w:style>
-  <w:style w:type="paragraph" w:styleId="EnvelopeAddress">
+  <w:style w:type="paragraph" w:styleId="Umschlagadresse">
     <w:name w:val="envelope address"/>
-    <w:basedOn w:val="Normal"/>
+    <w:basedOn w:val="Standard"/>
     <w:semiHidden/>
     <w:rsid w:val="00FE274A"/>
     <w:pPr>
@@ -6120,8 +6174,8 @@
   </w:style>
   <w:style w:type="paragraph" w:customStyle="1" w:styleId="berschrift1oNr">
     <w:name w:val="Überschrift 1 o. Nr."/>
-    <w:basedOn w:val="Normal"/>
-    <w:next w:val="Normal"/>
+    <w:basedOn w:val="Standard"/>
+    <w:next w:val="Standard"/>
     <w:qFormat/>
     <w:rsid w:val="00C3151E"/>
     <w:pPr>
@@ -6134,8 +6188,8 @@
   </w:style>
   <w:style w:type="paragraph" w:customStyle="1" w:styleId="berschrift2oNr">
     <w:name w:val="Überschrift 2 o. Nr."/>
-    <w:basedOn w:val="Normal"/>
-    <w:next w:val="Normal"/>
+    <w:basedOn w:val="Standard"/>
+    <w:next w:val="Standard"/>
     <w:qFormat/>
     <w:rsid w:val="00086EFC"/>
     <w:pPr>
@@ -6148,8 +6202,8 @@
   </w:style>
   <w:style w:type="paragraph" w:customStyle="1" w:styleId="berschrift3oNr">
     <w:name w:val="Überschrift 3 o. Nr."/>
-    <w:basedOn w:val="Normal"/>
-    <w:next w:val="Normal"/>
+    <w:basedOn w:val="Standard"/>
+    <w:next w:val="Standard"/>
     <w:qFormat/>
     <w:rsid w:val="00E76AE9"/>
     <w:pPr>
@@ -6161,8 +6215,8 @@
   </w:style>
   <w:style w:type="paragraph" w:customStyle="1" w:styleId="berschrift4oNr">
     <w:name w:val="Überschrift 4 o. Nr."/>
-    <w:basedOn w:val="Normal"/>
-    <w:next w:val="Normal"/>
+    <w:basedOn w:val="Standard"/>
+    <w:next w:val="Standard"/>
     <w:qFormat/>
     <w:rsid w:val="00086EFC"/>
     <w:pPr>
@@ -6174,8 +6228,8 @@
   </w:style>
   <w:style w:type="paragraph" w:customStyle="1" w:styleId="Abschnitt">
     <w:name w:val="Abschnitt"/>
-    <w:basedOn w:val="Normal"/>
-    <w:next w:val="Normal"/>
+    <w:basedOn w:val="Standard"/>
+    <w:next w:val="Standard"/>
     <w:qFormat/>
     <w:rsid w:val="008B0078"/>
     <w:pPr>
@@ -6191,10 +6245,10 @@
       <w:sz w:val="32"/>
     </w:rPr>
   </w:style>
-  <w:style w:type="paragraph" w:styleId="TOC1">
+  <w:style w:type="paragraph" w:styleId="Verzeichnis1">
     <w:name w:val="toc 1"/>
-    <w:basedOn w:val="Normal"/>
-    <w:next w:val="Normal"/>
+    <w:basedOn w:val="Standard"/>
+    <w:next w:val="Standard"/>
     <w:uiPriority w:val="39"/>
     <w:rsid w:val="003C6BE6"/>
     <w:pPr>
@@ -6207,10 +6261,10 @@
       <w:b/>
     </w:rPr>
   </w:style>
-  <w:style w:type="paragraph" w:styleId="TOC2">
+  <w:style w:type="paragraph" w:styleId="Verzeichnis2">
     <w:name w:val="toc 2"/>
-    <w:basedOn w:val="Normal"/>
-    <w:next w:val="Normal"/>
+    <w:basedOn w:val="Standard"/>
+    <w:next w:val="Standard"/>
     <w:uiPriority w:val="39"/>
     <w:rsid w:val="003C6BE6"/>
     <w:pPr>
@@ -6224,10 +6278,10 @@
       <w:b/>
     </w:rPr>
   </w:style>
-  <w:style w:type="paragraph" w:styleId="TOC3">
+  <w:style w:type="paragraph" w:styleId="Verzeichnis3">
     <w:name w:val="toc 3"/>
-    <w:basedOn w:val="Normal"/>
-    <w:next w:val="Normal"/>
+    <w:basedOn w:val="Standard"/>
+    <w:next w:val="Standard"/>
     <w:uiPriority w:val="39"/>
     <w:rsid w:val="003C6BE6"/>
     <w:pPr>
@@ -6243,7 +6297,7 @@
   </w:style>
   <w:style w:type="character" w:styleId="Hyperlink">
     <w:name w:val="Hyperlink"/>
-    <w:basedOn w:val="DefaultParagraphFont"/>
+    <w:basedOn w:val="Absatz-Standardschriftart"/>
     <w:uiPriority w:val="99"/>
     <w:unhideWhenUsed/>
     <w:rsid w:val="00236843"/>
@@ -6253,10 +6307,10 @@
       <w:lang w:val="de-CH"/>
     </w:rPr>
   </w:style>
-  <w:style w:type="paragraph" w:styleId="TOC6">
+  <w:style w:type="paragraph" w:styleId="Verzeichnis6">
     <w:name w:val="toc 6"/>
-    <w:basedOn w:val="Normal"/>
-    <w:next w:val="Normal"/>
+    <w:basedOn w:val="Standard"/>
+    <w:next w:val="Standard"/>
     <w:uiPriority w:val="39"/>
     <w:rsid w:val="00535CA8"/>
     <w:pPr>
@@ -6272,10 +6326,10 @@
       <w:b/>
     </w:rPr>
   </w:style>
-  <w:style w:type="paragraph" w:styleId="TOC4">
+  <w:style w:type="paragraph" w:styleId="Verzeichnis4">
     <w:name w:val="toc 4"/>
-    <w:basedOn w:val="Normal"/>
-    <w:next w:val="Normal"/>
+    <w:basedOn w:val="Standard"/>
+    <w:next w:val="Standard"/>
     <w:uiPriority w:val="39"/>
     <w:rsid w:val="003C6BE6"/>
     <w:pPr>
@@ -6289,9 +6343,9 @@
       <w:b/>
     </w:rPr>
   </w:style>
-  <w:style w:type="table" w:styleId="TableGrid">
+  <w:style w:type="table" w:styleId="Tabellenraster">
     <w:name w:val="Table Grid"/>
-    <w:basedOn w:val="TableNormal"/>
+    <w:basedOn w:val="NormaleTabelle"/>
     <w:rsid w:val="00C313D7"/>
     <w:tblPr>
       <w:tblBorders>
@@ -6304,10 +6358,10 @@
       </w:tblBorders>
     </w:tblPr>
   </w:style>
-  <w:style w:type="paragraph" w:styleId="TOC5">
+  <w:style w:type="paragraph" w:styleId="Verzeichnis5">
     <w:name w:val="toc 5"/>
-    <w:basedOn w:val="Normal"/>
-    <w:next w:val="Normal"/>
+    <w:basedOn w:val="Standard"/>
+    <w:next w:val="Standard"/>
     <w:uiPriority w:val="39"/>
     <w:rsid w:val="003C6BE6"/>
     <w:pPr>
@@ -6321,10 +6375,10 @@
       <w:b/>
     </w:rPr>
   </w:style>
-  <w:style w:type="paragraph" w:styleId="TOC7">
+  <w:style w:type="paragraph" w:styleId="Verzeichnis7">
     <w:name w:val="toc 7"/>
-    <w:basedOn w:val="Normal"/>
-    <w:next w:val="Normal"/>
+    <w:basedOn w:val="Standard"/>
+    <w:next w:val="Standard"/>
     <w:autoRedefine/>
     <w:uiPriority w:val="39"/>
     <w:rsid w:val="003C6BE6"/>
@@ -6333,10 +6387,10 @@
       <w:ind w:left="1321"/>
     </w:pPr>
   </w:style>
-  <w:style w:type="paragraph" w:styleId="TOC8">
+  <w:style w:type="paragraph" w:styleId="Verzeichnis8">
     <w:name w:val="toc 8"/>
-    <w:basedOn w:val="Normal"/>
-    <w:next w:val="Normal"/>
+    <w:basedOn w:val="Standard"/>
+    <w:next w:val="Standard"/>
     <w:autoRedefine/>
     <w:uiPriority w:val="39"/>
     <w:rsid w:val="003C6BE6"/>
@@ -6345,10 +6399,10 @@
       <w:ind w:left="1542"/>
     </w:pPr>
   </w:style>
-  <w:style w:type="paragraph" w:styleId="TOC9">
+  <w:style w:type="paragraph" w:styleId="Verzeichnis9">
     <w:name w:val="toc 9"/>
-    <w:basedOn w:val="Normal"/>
-    <w:next w:val="Normal"/>
+    <w:basedOn w:val="Standard"/>
+    <w:next w:val="Standard"/>
     <w:autoRedefine/>
     <w:uiPriority w:val="39"/>
     <w:rsid w:val="003C6BE6"/>
@@ -6360,7 +6414,7 @@
   <w:style w:type="paragraph" w:customStyle="1" w:styleId="Appendix">
     <w:name w:val="Appendix"/>
     <w:basedOn w:val="berschrift1oNr"/>
-    <w:next w:val="Normal"/>
+    <w:next w:val="Standard"/>
     <w:uiPriority w:val="1"/>
     <w:rsid w:val="00783EC3"/>
     <w:pPr>
@@ -6372,20 +6426,20 @@
       <w:sz w:val="24"/>
     </w:rPr>
   </w:style>
-  <w:style w:type="paragraph" w:styleId="FootnoteText">
+  <w:style w:type="paragraph" w:styleId="Funotentext">
     <w:name w:val="footnote text"/>
-    <w:basedOn w:val="Normal"/>
-    <w:link w:val="FootnoteTextChar"/>
+    <w:basedOn w:val="Standard"/>
+    <w:link w:val="FunotentextZchn"/>
     <w:uiPriority w:val="99"/>
     <w:rsid w:val="00860C3F"/>
     <w:rPr>
       <w:sz w:val="12"/>
     </w:rPr>
   </w:style>
-  <w:style w:type="character" w:customStyle="1" w:styleId="FootnoteTextChar">
-    <w:name w:val="Footnote Text Char"/>
-    <w:basedOn w:val="DefaultParagraphFont"/>
-    <w:link w:val="FootnoteText"/>
+  <w:style w:type="character" w:customStyle="1" w:styleId="FunotentextZchn">
+    <w:name w:val="Fußnotentext Zchn"/>
+    <w:basedOn w:val="Absatz-Standardschriftart"/>
+    <w:link w:val="Funotentext"/>
     <w:uiPriority w:val="99"/>
     <w:rsid w:val="00860C3F"/>
     <w:rPr>
@@ -6395,9 +6449,9 @@
       <w:lang w:val="de-CH" w:eastAsia="en-US"/>
     </w:rPr>
   </w:style>
-  <w:style w:type="character" w:styleId="FootnoteReference">
+  <w:style w:type="character" w:styleId="Funotenzeichen">
     <w:name w:val="footnote reference"/>
-    <w:basedOn w:val="DefaultParagraphFont"/>
+    <w:basedOn w:val="Absatz-Standardschriftart"/>
     <w:uiPriority w:val="99"/>
     <w:unhideWhenUsed/>
     <w:rsid w:val="006A7867"/>
@@ -6408,8 +6462,8 @@
   </w:style>
   <w:style w:type="paragraph" w:customStyle="1" w:styleId="Metadaten">
     <w:name w:val="Metadaten"/>
-    <w:basedOn w:val="Normal"/>
-    <w:next w:val="Normal"/>
+    <w:basedOn w:val="Standard"/>
+    <w:next w:val="Standard"/>
     <w:rsid w:val="00623549"/>
     <w:rPr>
       <w:rFonts w:cs="Arial"/>
@@ -6417,8 +6471,8 @@
   </w:style>
   <w:style w:type="paragraph" w:customStyle="1" w:styleId="Vorstossnummer">
     <w:name w:val="Vorstossnummer"/>
-    <w:basedOn w:val="Normal"/>
-    <w:next w:val="Normal"/>
+    <w:basedOn w:val="Standard"/>
+    <w:next w:val="Standard"/>
     <w:link w:val="VorstossnummerZchn"/>
     <w:rsid w:val="00535CA8"/>
     <w:pPr>
@@ -6433,7 +6487,7 @@
   </w:style>
   <w:style w:type="character" w:customStyle="1" w:styleId="VorstossnummerZchn">
     <w:name w:val="Vorstossnummer Zchn"/>
-    <w:basedOn w:val="DefaultParagraphFont"/>
+    <w:basedOn w:val="Absatz-Standardschriftart"/>
     <w:link w:val="Vorstossnummer"/>
     <w:rsid w:val="00535CA8"/>
     <w:rPr>
@@ -6444,9 +6498,9 @@
       <w:lang w:val="de-CH"/>
     </w:rPr>
   </w:style>
-  <w:style w:type="paragraph" w:styleId="ListParagraph">
+  <w:style w:type="paragraph" w:styleId="Listenabsatz">
     <w:name w:val="List Paragraph"/>
-    <w:basedOn w:val="Normal"/>
+    <w:basedOn w:val="Standard"/>
     <w:uiPriority w:val="34"/>
     <w:qFormat/>
     <w:rsid w:val="00875108"/>
@@ -6461,7 +6515,7 @@
   </w:style>
   <w:style w:type="paragraph" w:customStyle="1" w:styleId="Fusszeile">
     <w:name w:val="Fusszeile"/>
-    <w:basedOn w:val="Normal"/>
+    <w:basedOn w:val="Standard"/>
     <w:rsid w:val="003A1AC5"/>
     <w:pPr>
       <w:tabs>
@@ -6475,7 +6529,7 @@
   </w:style>
   <w:style w:type="paragraph" w:customStyle="1" w:styleId="Fusszeile-Seite">
     <w:name w:val="Fusszeile-Seite"/>
-    <w:basedOn w:val="Normal"/>
+    <w:basedOn w:val="Standard"/>
     <w:rsid w:val="00C60765"/>
     <w:pPr>
       <w:jc w:val="right"/>
@@ -6486,7 +6540,7 @@
   </w:style>
   <w:style w:type="paragraph" w:customStyle="1" w:styleId="ListLevelsWithNumbers">
     <w:name w:val="ListLevelsWithNumbers"/>
-    <w:basedOn w:val="Normal"/>
+    <w:basedOn w:val="Standard"/>
     <w:rsid w:val="00A46D13"/>
     <w:pPr>
       <w:numPr>
@@ -6496,7 +6550,7 @@
   </w:style>
   <w:style w:type="paragraph" w:customStyle="1" w:styleId="ListWithNumbers">
     <w:name w:val="ListWithNumbers"/>
-    <w:basedOn w:val="Normal"/>
+    <w:basedOn w:val="Standard"/>
     <w:rsid w:val="00D46FC6"/>
     <w:pPr>
       <w:numPr>
@@ -6512,10 +6566,10 @@
       <w:ind w:left="142" w:hanging="142"/>
     </w:pPr>
   </w:style>
-  <w:style w:type="character" w:customStyle="1" w:styleId="Heading2Char">
-    <w:name w:val="Heading 2 Char"/>
-    <w:basedOn w:val="DefaultParagraphFont"/>
-    <w:link w:val="Heading2"/>
+  <w:style w:type="character" w:customStyle="1" w:styleId="berschrift2Zchn">
+    <w:name w:val="Überschrift 2 Zchn"/>
+    <w:basedOn w:val="Absatz-Standardschriftart"/>
+    <w:link w:val="berschrift2"/>
     <w:uiPriority w:val="9"/>
     <w:locked/>
     <w:rsid w:val="003E215C"/>
@@ -6530,10 +6584,10 @@
       <w:lang w:val="de-CH"/>
     </w:rPr>
   </w:style>
-  <w:style w:type="character" w:customStyle="1" w:styleId="Heading3Char">
-    <w:name w:val="Heading 3 Char"/>
-    <w:basedOn w:val="DefaultParagraphFont"/>
-    <w:link w:val="Heading3"/>
+  <w:style w:type="character" w:customStyle="1" w:styleId="berschrift3Zchn">
+    <w:name w:val="Überschrift 3 Zchn"/>
+    <w:basedOn w:val="Absatz-Standardschriftart"/>
+    <w:link w:val="berschrift3"/>
     <w:uiPriority w:val="9"/>
     <w:locked/>
     <w:rsid w:val="003E215C"/>
@@ -6546,10 +6600,10 @@
       <w:lang w:val="de-CH"/>
     </w:rPr>
   </w:style>
-  <w:style w:type="character" w:customStyle="1" w:styleId="Heading4Char">
-    <w:name w:val="Heading 4 Char"/>
-    <w:basedOn w:val="DefaultParagraphFont"/>
-    <w:link w:val="Heading4"/>
+  <w:style w:type="character" w:customStyle="1" w:styleId="berschrift4Zchn">
+    <w:name w:val="Überschrift 4 Zchn"/>
+    <w:basedOn w:val="Absatz-Standardschriftart"/>
+    <w:link w:val="berschrift4"/>
     <w:uiPriority w:val="9"/>
     <w:locked/>
     <w:rsid w:val="003E215C"/>
@@ -6562,11 +6616,11 @@
       <w:lang w:val="de-CH"/>
     </w:rPr>
   </w:style>
-  <w:style w:type="paragraph" w:styleId="Title">
+  <w:style w:type="paragraph" w:styleId="Titel">
     <w:name w:val="Title"/>
-    <w:basedOn w:val="Normal"/>
-    <w:next w:val="Normal"/>
-    <w:link w:val="TitleChar"/>
+    <w:basedOn w:val="Standard"/>
+    <w:next w:val="Standard"/>
+    <w:link w:val="TitelZchn"/>
     <w:uiPriority w:val="9"/>
     <w:qFormat/>
     <w:rsid w:val="00E1330E"/>
@@ -6580,10 +6634,10 @@
       <w:szCs w:val="56"/>
     </w:rPr>
   </w:style>
-  <w:style w:type="character" w:customStyle="1" w:styleId="TitleChar">
-    <w:name w:val="Title Char"/>
-    <w:basedOn w:val="DefaultParagraphFont"/>
-    <w:link w:val="Title"/>
+  <w:style w:type="character" w:customStyle="1" w:styleId="TitelZchn">
+    <w:name w:val="Titel Zchn"/>
+    <w:basedOn w:val="Absatz-Standardschriftart"/>
+    <w:link w:val="Titel"/>
     <w:uiPriority w:val="9"/>
     <w:rsid w:val="00E1330E"/>
     <w:rPr>
@@ -6597,7 +6651,7 @@
   </w:style>
   <w:style w:type="character" w:customStyle="1" w:styleId="Hidden">
     <w:name w:val="Hidden"/>
-    <w:basedOn w:val="DefaultParagraphFont"/>
+    <w:basedOn w:val="Absatz-Standardschriftart"/>
     <w:uiPriority w:val="1"/>
     <w:qFormat/>
     <w:rsid w:val="00783EC3"/>
@@ -6610,10 +6664,10 @@
       <w:lang w:val="de-CH"/>
     </w:rPr>
   </w:style>
-  <w:style w:type="paragraph" w:styleId="Header">
+  <w:style w:type="paragraph" w:styleId="Kopfzeile">
     <w:name w:val="header"/>
-    <w:basedOn w:val="Normal"/>
-    <w:link w:val="HeaderChar"/>
+    <w:basedOn w:val="Standard"/>
+    <w:link w:val="KopfzeileZchn"/>
     <w:unhideWhenUsed/>
     <w:rsid w:val="00944AA6"/>
     <w:pPr>
@@ -6623,10 +6677,10 @@
       </w:tabs>
     </w:pPr>
   </w:style>
-  <w:style w:type="character" w:customStyle="1" w:styleId="HeaderChar">
-    <w:name w:val="Header Char"/>
-    <w:basedOn w:val="DefaultParagraphFont"/>
-    <w:link w:val="Header"/>
+  <w:style w:type="character" w:customStyle="1" w:styleId="KopfzeileZchn">
+    <w:name w:val="Kopfzeile Zchn"/>
+    <w:basedOn w:val="Absatz-Standardschriftart"/>
+    <w:link w:val="Kopfzeile"/>
     <w:rsid w:val="00944AA6"/>
     <w:rPr>
       <w:rFonts w:ascii="Segoe UI" w:hAnsi="Segoe UI"/>
@@ -6634,10 +6688,10 @@
       <w:lang w:val="de-CH"/>
     </w:rPr>
   </w:style>
-  <w:style w:type="paragraph" w:styleId="Footer">
+  <w:style w:type="paragraph" w:styleId="Fuzeile">
     <w:name w:val="footer"/>
-    <w:basedOn w:val="Normal"/>
-    <w:link w:val="FooterChar"/>
+    <w:basedOn w:val="Standard"/>
+    <w:link w:val="FuzeileZchn"/>
     <w:uiPriority w:val="99"/>
     <w:unhideWhenUsed/>
     <w:rsid w:val="00944AA6"/>
@@ -6648,10 +6702,10 @@
       </w:tabs>
     </w:pPr>
   </w:style>
-  <w:style w:type="character" w:customStyle="1" w:styleId="FooterChar">
-    <w:name w:val="Footer Char"/>
-    <w:basedOn w:val="DefaultParagraphFont"/>
-    <w:link w:val="Footer"/>
+  <w:style w:type="character" w:customStyle="1" w:styleId="FuzeileZchn">
+    <w:name w:val="Fußzeile Zchn"/>
+    <w:basedOn w:val="Absatz-Standardschriftart"/>
+    <w:link w:val="Fuzeile"/>
     <w:uiPriority w:val="99"/>
     <w:rsid w:val="00944AA6"/>
     <w:rPr>
@@ -6660,7 +6714,7 @@
       <w:lang w:val="de-CH"/>
     </w:rPr>
   </w:style>
-  <w:style w:type="paragraph" w:styleId="NoSpacing">
+  <w:style w:type="paragraph" w:styleId="KeinLeerraum">
     <w:name w:val="No Spacing"/>
     <w:uiPriority w:val="1"/>
     <w:qFormat/>
@@ -6670,7 +6724,7 @@
       <w:lang w:eastAsia="en-US"/>
     </w:rPr>
   </w:style>
-  <w:style w:type="paragraph" w:styleId="Revision">
+  <w:style w:type="paragraph" w:styleId="berarbeitung">
     <w:name w:val="Revision"/>
     <w:hidden/>
     <w:uiPriority w:val="99"/>
@@ -6875,9 +6929,9 @@
   <w:style w:type="character" w:customStyle="1" w:styleId="NormalTok">
     <w:name w:val="NormalTok"/>
   </w:style>
-  <w:style w:type="paragraph" w:styleId="NormalWeb">
+  <w:style w:type="paragraph" w:styleId="StandardWeb">
     <w:name w:val="Normal (Web)"/>
-    <w:basedOn w:val="Normal"/>
+    <w:basedOn w:val="Standard"/>
     <w:uiPriority w:val="99"/>
     <w:semiHidden/>
     <w:unhideWhenUsed/>
